--- a/HTML-Git/Laporan_CSS_255314113.docx
+++ b/HTML-Git/Laporan_CSS_255314113.docx
@@ -161,6 +161,7 @@
         <w:t xml:space="preserve"> Eka </w:t>
       </w:r>
       <w:proofErr w:type="spellStart"/>
+      <w:proofErr w:type="gramStart"/>
       <w:r>
         <w:rPr>
           <w:rFonts w:ascii="Times New Roman" w:hAnsi="Times New Roman" w:cs="Times New Roman"/>
@@ -176,7 +177,16 @@
           <w:sz w:val="28"/>
           <w:szCs w:val="28"/>
         </w:rPr>
-        <w:t xml:space="preserve"> , S.T., M.Eng.</w:t>
+        <w:t xml:space="preserve"> ,</w:t>
+      </w:r>
+      <w:proofErr w:type="gramEnd"/>
+      <w:r>
+        <w:rPr>
+          <w:rFonts w:ascii="Times New Roman" w:hAnsi="Times New Roman" w:cs="Times New Roman"/>
+          <w:sz w:val="28"/>
+          <w:szCs w:val="28"/>
+        </w:rPr>
+        <w:t xml:space="preserve"> S.T., M.Eng.</w:t>
       </w:r>
     </w:p>
     <w:p>
@@ -653,6 +663,194 @@
     </w:p>
     <w:p/>
     <w:p>
+      <w:r>
+        <w:lastRenderedPageBreak/>
+        <w:t>Output:</w:t>
+      </w:r>
+      <w:r>
+        <w:br/>
+      </w:r>
+      <w:r>
+        <w:drawing>
+          <wp:inline distT="0" distB="0" distL="0" distR="0" wp14:anchorId="13B1A78F" wp14:editId="416D2C3C">
+            <wp:extent cx="5731510" cy="6620510"/>
+            <wp:effectExtent l="0" t="0" r="2540" b="8890"/>
+            <wp:docPr id="6" name="Picture 6"/>
+            <wp:cNvGraphicFramePr>
+              <a:graphicFrameLocks xmlns:a="http://schemas.openxmlformats.org/drawingml/2006/main" noChangeAspect="1"/>
+            </wp:cNvGraphicFramePr>
+            <a:graphic xmlns:a="http://schemas.openxmlformats.org/drawingml/2006/main">
+              <a:graphicData uri="http://schemas.openxmlformats.org/drawingml/2006/picture">
+                <pic:pic xmlns:pic="http://schemas.openxmlformats.org/drawingml/2006/picture">
+                  <pic:nvPicPr>
+                    <pic:cNvPr id="1" name=""/>
+                    <pic:cNvPicPr/>
+                  </pic:nvPicPr>
+                  <pic:blipFill>
+                    <a:blip r:embed="rId10"/>
+                    <a:stretch>
+                      <a:fillRect/>
+                    </a:stretch>
+                  </pic:blipFill>
+                  <pic:spPr>
+                    <a:xfrm>
+                      <a:off x="0" y="0"/>
+                      <a:ext cx="5731510" cy="6620510"/>
+                    </a:xfrm>
+                    <a:prstGeom prst="rect">
+                      <a:avLst/>
+                    </a:prstGeom>
+                  </pic:spPr>
+                </pic:pic>
+              </a:graphicData>
+            </a:graphic>
+          </wp:inline>
+        </w:drawing>
+      </w:r>
+    </w:p>
+    <w:p>
+      <w:r>
+        <w:lastRenderedPageBreak/>
+        <w:drawing>
+          <wp:inline distT="0" distB="0" distL="0" distR="0" wp14:anchorId="702D1DEB" wp14:editId="5DE47DED">
+            <wp:extent cx="5731510" cy="5199380"/>
+            <wp:effectExtent l="0" t="0" r="2540" b="1270"/>
+            <wp:docPr id="7" name="Picture 7"/>
+            <wp:cNvGraphicFramePr>
+              <a:graphicFrameLocks xmlns:a="http://schemas.openxmlformats.org/drawingml/2006/main" noChangeAspect="1"/>
+            </wp:cNvGraphicFramePr>
+            <a:graphic xmlns:a="http://schemas.openxmlformats.org/drawingml/2006/main">
+              <a:graphicData uri="http://schemas.openxmlformats.org/drawingml/2006/picture">
+                <pic:pic xmlns:pic="http://schemas.openxmlformats.org/drawingml/2006/picture">
+                  <pic:nvPicPr>
+                    <pic:cNvPr id="1" name=""/>
+                    <pic:cNvPicPr/>
+                  </pic:nvPicPr>
+                  <pic:blipFill>
+                    <a:blip r:embed="rId11"/>
+                    <a:stretch>
+                      <a:fillRect/>
+                    </a:stretch>
+                  </pic:blipFill>
+                  <pic:spPr>
+                    <a:xfrm>
+                      <a:off x="0" y="0"/>
+                      <a:ext cx="5731510" cy="5199380"/>
+                    </a:xfrm>
+                    <a:prstGeom prst="rect">
+                      <a:avLst/>
+                    </a:prstGeom>
+                  </pic:spPr>
+                </pic:pic>
+              </a:graphicData>
+            </a:graphic>
+          </wp:inline>
+        </w:drawing>
+      </w:r>
+    </w:p>
+    <w:p>
+      <w:r>
+        <w:lastRenderedPageBreak/>
+        <w:drawing>
+          <wp:inline distT="0" distB="0" distL="0" distR="0" wp14:anchorId="797DB467" wp14:editId="2433E222">
+            <wp:extent cx="5731510" cy="6655435"/>
+            <wp:effectExtent l="0" t="0" r="2540" b="0"/>
+            <wp:docPr id="8" name="Picture 8"/>
+            <wp:cNvGraphicFramePr>
+              <a:graphicFrameLocks xmlns:a="http://schemas.openxmlformats.org/drawingml/2006/main" noChangeAspect="1"/>
+            </wp:cNvGraphicFramePr>
+            <a:graphic xmlns:a="http://schemas.openxmlformats.org/drawingml/2006/main">
+              <a:graphicData uri="http://schemas.openxmlformats.org/drawingml/2006/picture">
+                <pic:pic xmlns:pic="http://schemas.openxmlformats.org/drawingml/2006/picture">
+                  <pic:nvPicPr>
+                    <pic:cNvPr id="1" name=""/>
+                    <pic:cNvPicPr/>
+                  </pic:nvPicPr>
+                  <pic:blipFill>
+                    <a:blip r:embed="rId12"/>
+                    <a:stretch>
+                      <a:fillRect/>
+                    </a:stretch>
+                  </pic:blipFill>
+                  <pic:spPr>
+                    <a:xfrm>
+                      <a:off x="0" y="0"/>
+                      <a:ext cx="5731510" cy="6655435"/>
+                    </a:xfrm>
+                    <a:prstGeom prst="rect">
+                      <a:avLst/>
+                    </a:prstGeom>
+                  </pic:spPr>
+                </pic:pic>
+              </a:graphicData>
+            </a:graphic>
+          </wp:inline>
+        </w:drawing>
+      </w:r>
+    </w:p>
+    <w:p>
+      <w:r>
+        <w:lastRenderedPageBreak/>
+        <w:drawing>
+          <wp:inline distT="0" distB="0" distL="0" distR="0" wp14:anchorId="75D3D260" wp14:editId="149BB09E">
+            <wp:extent cx="5731510" cy="3981450"/>
+            <wp:effectExtent l="0" t="0" r="2540" b="0"/>
+            <wp:docPr id="9" name="Picture 9"/>
+            <wp:cNvGraphicFramePr>
+              <a:graphicFrameLocks xmlns:a="http://schemas.openxmlformats.org/drawingml/2006/main" noChangeAspect="1"/>
+            </wp:cNvGraphicFramePr>
+            <a:graphic xmlns:a="http://schemas.openxmlformats.org/drawingml/2006/main">
+              <a:graphicData uri="http://schemas.openxmlformats.org/drawingml/2006/picture">
+                <pic:pic xmlns:pic="http://schemas.openxmlformats.org/drawingml/2006/picture">
+                  <pic:nvPicPr>
+                    <pic:cNvPr id="1" name=""/>
+                    <pic:cNvPicPr/>
+                  </pic:nvPicPr>
+                  <pic:blipFill>
+                    <a:blip r:embed="rId13"/>
+                    <a:stretch>
+                      <a:fillRect/>
+                    </a:stretch>
+                  </pic:blipFill>
+                  <pic:spPr>
+                    <a:xfrm>
+                      <a:off x="0" y="0"/>
+                      <a:ext cx="5731510" cy="3981450"/>
+                    </a:xfrm>
+                    <a:prstGeom prst="rect">
+                      <a:avLst/>
+                    </a:prstGeom>
+                  </pic:spPr>
+                </pic:pic>
+              </a:graphicData>
+            </a:graphic>
+          </wp:inline>
+        </w:drawing>
+      </w:r>
+    </w:p>
+    <w:p/>
+    <w:p>
+      <w:proofErr w:type="spellStart"/>
+      <w:r>
+        <w:t>Github</w:t>
+      </w:r>
+      <w:proofErr w:type="spellEnd"/>
+      <w:r>
+        <w:t xml:space="preserve"> link:</w:t>
+      </w:r>
+    </w:p>
+    <w:p>
+      <w:hyperlink r:id="rId14" w:history="1">
+        <w:r>
+          <w:rPr>
+            <w:rStyle w:val="Hyperlink"/>
+          </w:rPr>
+          <w:t>https://github.com/MikaelDeandra/PBW.git</w:t>
+        </w:r>
+      </w:hyperlink>
+    </w:p>
+    <w:p/>
+    <w:p>
       <w:proofErr w:type="spellStart"/>
       <w:r>
         <w:t>Penjelasan</w:t>
@@ -1201,507 +1399,519 @@
                 <w:szCs w:val="21"/>
                 <w:lang w:eastAsia="en-ID"/>
               </w:rPr>
+              <w:t xml:space="preserve">  </w:t>
+            </w:r>
+            <w:r>
+              <w:rPr>
+                <w:rFonts w:ascii="Consolas" w:eastAsia="Times New Roman" w:hAnsi="Consolas" w:cs="Times New Roman"/>
+                <w:color w:val="D7BA7D"/>
+                <w:sz w:val="21"/>
+                <w:szCs w:val="21"/>
+                <w:lang w:eastAsia="en-ID"/>
+              </w:rPr>
+              <w:t>body</w:t>
+            </w:r>
+            <w:r>
+              <w:rPr>
+                <w:rFonts w:ascii="Consolas" w:eastAsia="Times New Roman" w:hAnsi="Consolas" w:cs="Times New Roman"/>
+                <w:color w:val="CCCCCC"/>
+                <w:sz w:val="21"/>
+                <w:szCs w:val="21"/>
+                <w:lang w:eastAsia="en-ID"/>
+              </w:rPr>
+              <w:t xml:space="preserve"> {</w:t>
+            </w:r>
+          </w:p>
+          <w:p>
+            <w:pPr>
+              <w:shd w:val="clear" w:color="auto" w:fill="1F1F1F"/>
+              <w:spacing w:line="285" w:lineRule="atLeast"/>
+              <w:rPr>
+                <w:rFonts w:ascii="Consolas" w:eastAsia="Times New Roman" w:hAnsi="Consolas" w:cs="Times New Roman"/>
+                <w:color w:val="CCCCCC"/>
+                <w:sz w:val="21"/>
+                <w:szCs w:val="21"/>
+                <w:lang w:eastAsia="en-ID"/>
+              </w:rPr>
+            </w:pPr>
+            <w:r>
+              <w:rPr>
+                <w:rFonts w:ascii="Consolas" w:eastAsia="Times New Roman" w:hAnsi="Consolas" w:cs="Times New Roman"/>
+                <w:color w:val="CCCCCC"/>
+                <w:sz w:val="21"/>
+                <w:szCs w:val="21"/>
+                <w:lang w:eastAsia="en-ID"/>
+              </w:rPr>
+              <w:t xml:space="preserve">    </w:t>
+            </w:r>
+            <w:r>
+              <w:rPr>
+                <w:rFonts w:ascii="Consolas" w:eastAsia="Times New Roman" w:hAnsi="Consolas" w:cs="Times New Roman"/>
+                <w:color w:val="9CDCFE"/>
+                <w:sz w:val="21"/>
+                <w:szCs w:val="21"/>
+                <w:lang w:eastAsia="en-ID"/>
+              </w:rPr>
+              <w:t>font-family</w:t>
+            </w:r>
+            <w:r>
+              <w:rPr>
+                <w:rFonts w:ascii="Consolas" w:eastAsia="Times New Roman" w:hAnsi="Consolas" w:cs="Times New Roman"/>
+                <w:color w:val="CCCCCC"/>
+                <w:sz w:val="21"/>
+                <w:szCs w:val="21"/>
+                <w:lang w:eastAsia="en-ID"/>
+              </w:rPr>
+              <w:t xml:space="preserve">: </w:t>
+            </w:r>
+            <w:r>
+              <w:rPr>
+                <w:rFonts w:ascii="Consolas" w:eastAsia="Times New Roman" w:hAnsi="Consolas" w:cs="Times New Roman"/>
+                <w:color w:val="CE9178"/>
+                <w:sz w:val="21"/>
+                <w:szCs w:val="21"/>
+                <w:lang w:eastAsia="en-ID"/>
+              </w:rPr>
+              <w:t>'Segoe UI'</w:t>
+            </w:r>
+            <w:r>
+              <w:rPr>
+                <w:rFonts w:ascii="Consolas" w:eastAsia="Times New Roman" w:hAnsi="Consolas" w:cs="Times New Roman"/>
+                <w:color w:val="CCCCCC"/>
+                <w:sz w:val="21"/>
+                <w:szCs w:val="21"/>
+                <w:lang w:eastAsia="en-ID"/>
+              </w:rPr>
+              <w:t xml:space="preserve">, </w:t>
+            </w:r>
+            <w:r>
+              <w:rPr>
+                <w:rFonts w:ascii="Consolas" w:eastAsia="Times New Roman" w:hAnsi="Consolas" w:cs="Times New Roman"/>
+                <w:color w:val="CE9178"/>
+                <w:sz w:val="21"/>
+                <w:szCs w:val="21"/>
+                <w:lang w:eastAsia="en-ID"/>
+              </w:rPr>
+              <w:t>Tahoma</w:t>
+            </w:r>
+            <w:r>
+              <w:rPr>
+                <w:rFonts w:ascii="Consolas" w:eastAsia="Times New Roman" w:hAnsi="Consolas" w:cs="Times New Roman"/>
+                <w:color w:val="CCCCCC"/>
+                <w:sz w:val="21"/>
+                <w:szCs w:val="21"/>
+                <w:lang w:eastAsia="en-ID"/>
+              </w:rPr>
+              <w:t xml:space="preserve">, </w:t>
+            </w:r>
+            <w:r>
+              <w:rPr>
+                <w:rFonts w:ascii="Consolas" w:eastAsia="Times New Roman" w:hAnsi="Consolas" w:cs="Times New Roman"/>
+                <w:color w:val="CE9178"/>
+                <w:sz w:val="21"/>
+                <w:szCs w:val="21"/>
+                <w:lang w:eastAsia="en-ID"/>
+              </w:rPr>
+              <w:t>sans-serif</w:t>
+            </w:r>
+            <w:r>
+              <w:rPr>
+                <w:rFonts w:ascii="Consolas" w:eastAsia="Times New Roman" w:hAnsi="Consolas" w:cs="Times New Roman"/>
+                <w:color w:val="CCCCCC"/>
+                <w:sz w:val="21"/>
+                <w:szCs w:val="21"/>
+                <w:lang w:eastAsia="en-ID"/>
+              </w:rPr>
+              <w:t>;</w:t>
+            </w:r>
+          </w:p>
+          <w:p>
+            <w:pPr>
+              <w:shd w:val="clear" w:color="auto" w:fill="1F1F1F"/>
+              <w:spacing w:line="285" w:lineRule="atLeast"/>
+              <w:rPr>
+                <w:rFonts w:ascii="Consolas" w:eastAsia="Times New Roman" w:hAnsi="Consolas" w:cs="Times New Roman"/>
+                <w:color w:val="CCCCCC"/>
+                <w:sz w:val="21"/>
+                <w:szCs w:val="21"/>
+                <w:lang w:eastAsia="en-ID"/>
+              </w:rPr>
+            </w:pPr>
+            <w:r>
+              <w:rPr>
+                <w:rFonts w:ascii="Consolas" w:eastAsia="Times New Roman" w:hAnsi="Consolas" w:cs="Times New Roman"/>
+                <w:color w:val="CCCCCC"/>
+                <w:sz w:val="21"/>
+                <w:szCs w:val="21"/>
+                <w:lang w:eastAsia="en-ID"/>
+              </w:rPr>
+              <w:t xml:space="preserve">    </w:t>
+            </w:r>
+            <w:r>
+              <w:rPr>
+                <w:rFonts w:ascii="Consolas" w:eastAsia="Times New Roman" w:hAnsi="Consolas" w:cs="Times New Roman"/>
+                <w:color w:val="9CDCFE"/>
+                <w:sz w:val="21"/>
+                <w:szCs w:val="21"/>
+                <w:lang w:eastAsia="en-ID"/>
+              </w:rPr>
+              <w:t>line-height</w:t>
+            </w:r>
+            <w:r>
+              <w:rPr>
+                <w:rFonts w:ascii="Consolas" w:eastAsia="Times New Roman" w:hAnsi="Consolas" w:cs="Times New Roman"/>
+                <w:color w:val="CCCCCC"/>
+                <w:sz w:val="21"/>
+                <w:szCs w:val="21"/>
+                <w:lang w:eastAsia="en-ID"/>
+              </w:rPr>
+              <w:t xml:space="preserve">: </w:t>
+            </w:r>
+            <w:r>
+              <w:rPr>
+                <w:rFonts w:ascii="Consolas" w:eastAsia="Times New Roman" w:hAnsi="Consolas" w:cs="Times New Roman"/>
+                <w:color w:val="B5CEA8"/>
+                <w:sz w:val="21"/>
+                <w:szCs w:val="21"/>
+                <w:lang w:eastAsia="en-ID"/>
+              </w:rPr>
+              <w:t>1.6</w:t>
+            </w:r>
+            <w:r>
+              <w:rPr>
+                <w:rFonts w:ascii="Consolas" w:eastAsia="Times New Roman" w:hAnsi="Consolas" w:cs="Times New Roman"/>
+                <w:color w:val="CCCCCC"/>
+                <w:sz w:val="21"/>
+                <w:szCs w:val="21"/>
+                <w:lang w:eastAsia="en-ID"/>
+              </w:rPr>
+              <w:t>;</w:t>
+            </w:r>
+          </w:p>
+          <w:p>
+            <w:pPr>
+              <w:shd w:val="clear" w:color="auto" w:fill="1F1F1F"/>
+              <w:spacing w:line="285" w:lineRule="atLeast"/>
+              <w:rPr>
+                <w:rFonts w:ascii="Consolas" w:eastAsia="Times New Roman" w:hAnsi="Consolas" w:cs="Times New Roman"/>
+                <w:color w:val="CCCCCC"/>
+                <w:sz w:val="21"/>
+                <w:szCs w:val="21"/>
+                <w:lang w:eastAsia="en-ID"/>
+              </w:rPr>
+            </w:pPr>
+            <w:r>
+              <w:rPr>
+                <w:rFonts w:ascii="Consolas" w:eastAsia="Times New Roman" w:hAnsi="Consolas" w:cs="Times New Roman"/>
+                <w:color w:val="CCCCCC"/>
+                <w:sz w:val="21"/>
+                <w:szCs w:val="21"/>
+                <w:lang w:eastAsia="en-ID"/>
+              </w:rPr>
+              <w:t xml:space="preserve">    </w:t>
+            </w:r>
+            <w:proofErr w:type="spellStart"/>
+            <w:r>
+              <w:rPr>
+                <w:rFonts w:ascii="Consolas" w:eastAsia="Times New Roman" w:hAnsi="Consolas" w:cs="Times New Roman"/>
+                <w:color w:val="9CDCFE"/>
+                <w:sz w:val="21"/>
+                <w:szCs w:val="21"/>
+                <w:lang w:eastAsia="en-ID"/>
+              </w:rPr>
+              <w:t>color</w:t>
+            </w:r>
+            <w:proofErr w:type="spellEnd"/>
+            <w:r>
+              <w:rPr>
+                <w:rFonts w:ascii="Consolas" w:eastAsia="Times New Roman" w:hAnsi="Consolas" w:cs="Times New Roman"/>
+                <w:color w:val="CCCCCC"/>
+                <w:sz w:val="21"/>
+                <w:szCs w:val="21"/>
+                <w:lang w:eastAsia="en-ID"/>
+              </w:rPr>
+              <w:t xml:space="preserve">: </w:t>
+            </w:r>
+            <w:r>
+              <w:rPr>
+                <w:rFonts w:ascii="Consolas" w:eastAsia="Times New Roman" w:hAnsi="Consolas" w:cs="Times New Roman"/>
+                <w:color w:val="CE9178"/>
+                <w:sz w:val="21"/>
+                <w:szCs w:val="21"/>
+                <w:lang w:eastAsia="en-ID"/>
+              </w:rPr>
+              <w:t>#333</w:t>
+            </w:r>
+            <w:r>
+              <w:rPr>
+                <w:rFonts w:ascii="Consolas" w:eastAsia="Times New Roman" w:hAnsi="Consolas" w:cs="Times New Roman"/>
+                <w:color w:val="CCCCCC"/>
+                <w:sz w:val="21"/>
+                <w:szCs w:val="21"/>
+                <w:lang w:eastAsia="en-ID"/>
+              </w:rPr>
+              <w:t>;</w:t>
+            </w:r>
+          </w:p>
+          <w:p>
+            <w:pPr>
+              <w:shd w:val="clear" w:color="auto" w:fill="1F1F1F"/>
+              <w:spacing w:line="285" w:lineRule="atLeast"/>
+              <w:rPr>
+                <w:rFonts w:ascii="Consolas" w:eastAsia="Times New Roman" w:hAnsi="Consolas" w:cs="Times New Roman"/>
+                <w:color w:val="CCCCCC"/>
+                <w:sz w:val="21"/>
+                <w:szCs w:val="21"/>
+                <w:lang w:eastAsia="en-ID"/>
+              </w:rPr>
+            </w:pPr>
+            <w:r>
+              <w:rPr>
+                <w:rFonts w:ascii="Consolas" w:eastAsia="Times New Roman" w:hAnsi="Consolas" w:cs="Times New Roman"/>
+                <w:color w:val="CCCCCC"/>
+                <w:sz w:val="21"/>
+                <w:szCs w:val="21"/>
+                <w:lang w:eastAsia="en-ID"/>
+              </w:rPr>
+              <w:t xml:space="preserve">    </w:t>
+            </w:r>
+            <w:r>
+              <w:rPr>
+                <w:rFonts w:ascii="Consolas" w:eastAsia="Times New Roman" w:hAnsi="Consolas" w:cs="Times New Roman"/>
+                <w:color w:val="9CDCFE"/>
+                <w:sz w:val="21"/>
+                <w:szCs w:val="21"/>
+                <w:lang w:eastAsia="en-ID"/>
+              </w:rPr>
+              <w:t>background</w:t>
+            </w:r>
+            <w:r>
+              <w:rPr>
+                <w:rFonts w:ascii="Consolas" w:eastAsia="Times New Roman" w:hAnsi="Consolas" w:cs="Times New Roman"/>
+                <w:color w:val="CCCCCC"/>
+                <w:sz w:val="21"/>
+                <w:szCs w:val="21"/>
+                <w:lang w:eastAsia="en-ID"/>
+              </w:rPr>
+              <w:t xml:space="preserve">: </w:t>
+            </w:r>
+            <w:r>
+              <w:rPr>
+                <w:rFonts w:ascii="Consolas" w:eastAsia="Times New Roman" w:hAnsi="Consolas" w:cs="Times New Roman"/>
+                <w:color w:val="DCDCAA"/>
+                <w:sz w:val="21"/>
+                <w:szCs w:val="21"/>
+                <w:lang w:eastAsia="en-ID"/>
+              </w:rPr>
+              <w:t>linear-</w:t>
+            </w:r>
+            <w:proofErr w:type="gramStart"/>
+            <w:r>
+              <w:rPr>
+                <w:rFonts w:ascii="Consolas" w:eastAsia="Times New Roman" w:hAnsi="Consolas" w:cs="Times New Roman"/>
+                <w:color w:val="DCDCAA"/>
+                <w:sz w:val="21"/>
+                <w:szCs w:val="21"/>
+                <w:lang w:eastAsia="en-ID"/>
+              </w:rPr>
+              <w:t>gradient</w:t>
+            </w:r>
+            <w:r>
+              <w:rPr>
+                <w:rFonts w:ascii="Consolas" w:eastAsia="Times New Roman" w:hAnsi="Consolas" w:cs="Times New Roman"/>
+                <w:color w:val="CCCCCC"/>
+                <w:sz w:val="21"/>
+                <w:szCs w:val="21"/>
+                <w:lang w:eastAsia="en-ID"/>
+              </w:rPr>
+              <w:t>(</w:t>
+            </w:r>
+            <w:proofErr w:type="gramEnd"/>
+            <w:r>
+              <w:rPr>
+                <w:rFonts w:ascii="Consolas" w:eastAsia="Times New Roman" w:hAnsi="Consolas" w:cs="Times New Roman"/>
+                <w:color w:val="B5CEA8"/>
+                <w:sz w:val="21"/>
+                <w:szCs w:val="21"/>
+                <w:lang w:eastAsia="en-ID"/>
+              </w:rPr>
+              <w:t>135deg</w:t>
+            </w:r>
+            <w:r>
+              <w:rPr>
+                <w:rFonts w:ascii="Consolas" w:eastAsia="Times New Roman" w:hAnsi="Consolas" w:cs="Times New Roman"/>
+                <w:color w:val="CCCCCC"/>
+                <w:sz w:val="21"/>
+                <w:szCs w:val="21"/>
+                <w:lang w:eastAsia="en-ID"/>
+              </w:rPr>
+              <w:t xml:space="preserve">, </w:t>
+            </w:r>
+            <w:r>
+              <w:rPr>
+                <w:rFonts w:ascii="Consolas" w:eastAsia="Times New Roman" w:hAnsi="Consolas" w:cs="Times New Roman"/>
+                <w:color w:val="CE9178"/>
+                <w:sz w:val="21"/>
+                <w:szCs w:val="21"/>
+                <w:lang w:eastAsia="en-ID"/>
+              </w:rPr>
+              <w:t>#f5f7fa</w:t>
+            </w:r>
+            <w:r>
+              <w:rPr>
+                <w:rFonts w:ascii="Consolas" w:eastAsia="Times New Roman" w:hAnsi="Consolas" w:cs="Times New Roman"/>
+                <w:color w:val="CCCCCC"/>
+                <w:sz w:val="21"/>
+                <w:szCs w:val="21"/>
+                <w:lang w:eastAsia="en-ID"/>
+              </w:rPr>
+              <w:t xml:space="preserve"> </w:t>
+            </w:r>
+            <w:r>
+              <w:rPr>
+                <w:rFonts w:ascii="Consolas" w:eastAsia="Times New Roman" w:hAnsi="Consolas" w:cs="Times New Roman"/>
+                <w:color w:val="B5CEA8"/>
+                <w:sz w:val="21"/>
+                <w:szCs w:val="21"/>
+                <w:lang w:eastAsia="en-ID"/>
+              </w:rPr>
+              <w:t>0%</w:t>
+            </w:r>
+            <w:r>
+              <w:rPr>
+                <w:rFonts w:ascii="Consolas" w:eastAsia="Times New Roman" w:hAnsi="Consolas" w:cs="Times New Roman"/>
+                <w:color w:val="CCCCCC"/>
+                <w:sz w:val="21"/>
+                <w:szCs w:val="21"/>
+                <w:lang w:eastAsia="en-ID"/>
+              </w:rPr>
+              <w:t xml:space="preserve">, </w:t>
+            </w:r>
+            <w:r>
+              <w:rPr>
+                <w:rFonts w:ascii="Consolas" w:eastAsia="Times New Roman" w:hAnsi="Consolas" w:cs="Times New Roman"/>
+                <w:color w:val="CE9178"/>
+                <w:sz w:val="21"/>
+                <w:szCs w:val="21"/>
+                <w:lang w:eastAsia="en-ID"/>
+              </w:rPr>
+              <w:t>#c3cfe2</w:t>
+            </w:r>
+            <w:r>
+              <w:rPr>
+                <w:rFonts w:ascii="Consolas" w:eastAsia="Times New Roman" w:hAnsi="Consolas" w:cs="Times New Roman"/>
+                <w:color w:val="CCCCCC"/>
+                <w:sz w:val="21"/>
+                <w:szCs w:val="21"/>
+                <w:lang w:eastAsia="en-ID"/>
+              </w:rPr>
+              <w:t xml:space="preserve"> </w:t>
+            </w:r>
+            <w:r>
+              <w:rPr>
+                <w:rFonts w:ascii="Consolas" w:eastAsia="Times New Roman" w:hAnsi="Consolas" w:cs="Times New Roman"/>
+                <w:color w:val="B5CEA8"/>
+                <w:sz w:val="21"/>
+                <w:szCs w:val="21"/>
+                <w:lang w:eastAsia="en-ID"/>
+              </w:rPr>
+              <w:t>100%</w:t>
+            </w:r>
+            <w:r>
+              <w:rPr>
+                <w:rFonts w:ascii="Consolas" w:eastAsia="Times New Roman" w:hAnsi="Consolas" w:cs="Times New Roman"/>
+                <w:color w:val="CCCCCC"/>
+                <w:sz w:val="21"/>
+                <w:szCs w:val="21"/>
+                <w:lang w:eastAsia="en-ID"/>
+              </w:rPr>
+              <w:t>);</w:t>
+            </w:r>
+          </w:p>
+          <w:p>
+            <w:pPr>
+              <w:shd w:val="clear" w:color="auto" w:fill="1F1F1F"/>
+              <w:spacing w:line="285" w:lineRule="atLeast"/>
+              <w:rPr>
+                <w:rFonts w:ascii="Consolas" w:eastAsia="Times New Roman" w:hAnsi="Consolas" w:cs="Times New Roman"/>
+                <w:color w:val="CCCCCC"/>
+                <w:sz w:val="21"/>
+                <w:szCs w:val="21"/>
+                <w:lang w:eastAsia="en-ID"/>
+              </w:rPr>
+            </w:pPr>
+            <w:r>
+              <w:rPr>
+                <w:rFonts w:ascii="Consolas" w:eastAsia="Times New Roman" w:hAnsi="Consolas" w:cs="Times New Roman"/>
+                <w:color w:val="CCCCCC"/>
+                <w:sz w:val="21"/>
+                <w:szCs w:val="21"/>
+                <w:lang w:eastAsia="en-ID"/>
+              </w:rPr>
+              <w:t xml:space="preserve">    </w:t>
+            </w:r>
+            <w:r>
+              <w:rPr>
+                <w:rFonts w:ascii="Consolas" w:eastAsia="Times New Roman" w:hAnsi="Consolas" w:cs="Times New Roman"/>
+                <w:color w:val="9CDCFE"/>
+                <w:sz w:val="21"/>
+                <w:szCs w:val="21"/>
+                <w:lang w:eastAsia="en-ID"/>
+              </w:rPr>
+              <w:t>min-height</w:t>
+            </w:r>
+            <w:r>
+              <w:rPr>
+                <w:rFonts w:ascii="Consolas" w:eastAsia="Times New Roman" w:hAnsi="Consolas" w:cs="Times New Roman"/>
+                <w:color w:val="CCCCCC"/>
+                <w:sz w:val="21"/>
+                <w:szCs w:val="21"/>
+                <w:lang w:eastAsia="en-ID"/>
+              </w:rPr>
+              <w:t xml:space="preserve">: </w:t>
+            </w:r>
+            <w:r>
+              <w:rPr>
+                <w:rFonts w:ascii="Consolas" w:eastAsia="Times New Roman" w:hAnsi="Consolas" w:cs="Times New Roman"/>
+                <w:color w:val="B5CEA8"/>
+                <w:sz w:val="21"/>
+                <w:szCs w:val="21"/>
+                <w:lang w:eastAsia="en-ID"/>
+              </w:rPr>
+              <w:t>100vh</w:t>
+            </w:r>
+            <w:r>
+              <w:rPr>
+                <w:rFonts w:ascii="Consolas" w:eastAsia="Times New Roman" w:hAnsi="Consolas" w:cs="Times New Roman"/>
+                <w:color w:val="CCCCCC"/>
+                <w:sz w:val="21"/>
+                <w:szCs w:val="21"/>
+                <w:lang w:eastAsia="en-ID"/>
+              </w:rPr>
+              <w:t>;</w:t>
+            </w:r>
+          </w:p>
+          <w:p>
+            <w:pPr>
+              <w:shd w:val="clear" w:color="auto" w:fill="1F1F1F"/>
+              <w:spacing w:line="285" w:lineRule="atLeast"/>
+              <w:rPr>
+                <w:rFonts w:ascii="Consolas" w:eastAsia="Times New Roman" w:hAnsi="Consolas" w:cs="Times New Roman"/>
+                <w:color w:val="CCCCCC"/>
+                <w:sz w:val="21"/>
+                <w:szCs w:val="21"/>
+                <w:lang w:eastAsia="en-ID"/>
+              </w:rPr>
+            </w:pPr>
+            <w:r>
+              <w:rPr>
+                <w:rFonts w:ascii="Consolas" w:eastAsia="Times New Roman" w:hAnsi="Consolas" w:cs="Times New Roman"/>
+                <w:color w:val="CCCCCC"/>
+                <w:sz w:val="21"/>
+                <w:szCs w:val="21"/>
+                <w:lang w:eastAsia="en-ID"/>
+              </w:rPr>
               <w:lastRenderedPageBreak/>
-              <w:t xml:space="preserve">  </w:t>
-            </w:r>
-            <w:r>
-              <w:rPr>
-                <w:rFonts w:ascii="Consolas" w:eastAsia="Times New Roman" w:hAnsi="Consolas" w:cs="Times New Roman"/>
-                <w:color w:val="D7BA7D"/>
-                <w:sz w:val="21"/>
-                <w:szCs w:val="21"/>
-                <w:lang w:eastAsia="en-ID"/>
-              </w:rPr>
-              <w:t>body</w:t>
-            </w:r>
-            <w:r>
-              <w:rPr>
-                <w:rFonts w:ascii="Consolas" w:eastAsia="Times New Roman" w:hAnsi="Consolas" w:cs="Times New Roman"/>
-                <w:color w:val="CCCCCC"/>
-                <w:sz w:val="21"/>
-                <w:szCs w:val="21"/>
-                <w:lang w:eastAsia="en-ID"/>
-              </w:rPr>
-              <w:t xml:space="preserve"> {</w:t>
-            </w:r>
-          </w:p>
-          <w:p>
-            <w:pPr>
-              <w:shd w:val="clear" w:color="auto" w:fill="1F1F1F"/>
-              <w:spacing w:line="285" w:lineRule="atLeast"/>
-              <w:rPr>
-                <w:rFonts w:ascii="Consolas" w:eastAsia="Times New Roman" w:hAnsi="Consolas" w:cs="Times New Roman"/>
-                <w:color w:val="CCCCCC"/>
-                <w:sz w:val="21"/>
-                <w:szCs w:val="21"/>
-                <w:lang w:eastAsia="en-ID"/>
-              </w:rPr>
-            </w:pPr>
-            <w:r>
-              <w:rPr>
-                <w:rFonts w:ascii="Consolas" w:eastAsia="Times New Roman" w:hAnsi="Consolas" w:cs="Times New Roman"/>
-                <w:color w:val="CCCCCC"/>
-                <w:sz w:val="21"/>
-                <w:szCs w:val="21"/>
-                <w:lang w:eastAsia="en-ID"/>
-              </w:rPr>
-              <w:t xml:space="preserve">    </w:t>
-            </w:r>
-            <w:r>
-              <w:rPr>
-                <w:rFonts w:ascii="Consolas" w:eastAsia="Times New Roman" w:hAnsi="Consolas" w:cs="Times New Roman"/>
-                <w:color w:val="9CDCFE"/>
-                <w:sz w:val="21"/>
-                <w:szCs w:val="21"/>
-                <w:lang w:eastAsia="en-ID"/>
-              </w:rPr>
-              <w:t>font-family</w:t>
-            </w:r>
-            <w:r>
-              <w:rPr>
-                <w:rFonts w:ascii="Consolas" w:eastAsia="Times New Roman" w:hAnsi="Consolas" w:cs="Times New Roman"/>
-                <w:color w:val="CCCCCC"/>
-                <w:sz w:val="21"/>
-                <w:szCs w:val="21"/>
-                <w:lang w:eastAsia="en-ID"/>
-              </w:rPr>
-              <w:t xml:space="preserve">: </w:t>
-            </w:r>
-            <w:r>
-              <w:rPr>
-                <w:rFonts w:ascii="Consolas" w:eastAsia="Times New Roman" w:hAnsi="Consolas" w:cs="Times New Roman"/>
-                <w:color w:val="CE9178"/>
-                <w:sz w:val="21"/>
-                <w:szCs w:val="21"/>
-                <w:lang w:eastAsia="en-ID"/>
-              </w:rPr>
-              <w:t>'Segoe UI'</w:t>
-            </w:r>
-            <w:r>
-              <w:rPr>
-                <w:rFonts w:ascii="Consolas" w:eastAsia="Times New Roman" w:hAnsi="Consolas" w:cs="Times New Roman"/>
-                <w:color w:val="CCCCCC"/>
-                <w:sz w:val="21"/>
-                <w:szCs w:val="21"/>
-                <w:lang w:eastAsia="en-ID"/>
-              </w:rPr>
-              <w:t xml:space="preserve">, </w:t>
-            </w:r>
-            <w:r>
-              <w:rPr>
-                <w:rFonts w:ascii="Consolas" w:eastAsia="Times New Roman" w:hAnsi="Consolas" w:cs="Times New Roman"/>
-                <w:color w:val="CE9178"/>
-                <w:sz w:val="21"/>
-                <w:szCs w:val="21"/>
-                <w:lang w:eastAsia="en-ID"/>
-              </w:rPr>
-              <w:t>Tahoma</w:t>
-            </w:r>
-            <w:r>
-              <w:rPr>
-                <w:rFonts w:ascii="Consolas" w:eastAsia="Times New Roman" w:hAnsi="Consolas" w:cs="Times New Roman"/>
-                <w:color w:val="CCCCCC"/>
-                <w:sz w:val="21"/>
-                <w:szCs w:val="21"/>
-                <w:lang w:eastAsia="en-ID"/>
-              </w:rPr>
-              <w:t xml:space="preserve">, </w:t>
-            </w:r>
-            <w:r>
-              <w:rPr>
-                <w:rFonts w:ascii="Consolas" w:eastAsia="Times New Roman" w:hAnsi="Consolas" w:cs="Times New Roman"/>
-                <w:color w:val="CE9178"/>
-                <w:sz w:val="21"/>
-                <w:szCs w:val="21"/>
-                <w:lang w:eastAsia="en-ID"/>
-              </w:rPr>
-              <w:t>sans-serif</w:t>
-            </w:r>
-            <w:r>
-              <w:rPr>
-                <w:rFonts w:ascii="Consolas" w:eastAsia="Times New Roman" w:hAnsi="Consolas" w:cs="Times New Roman"/>
-                <w:color w:val="CCCCCC"/>
-                <w:sz w:val="21"/>
-                <w:szCs w:val="21"/>
-                <w:lang w:eastAsia="en-ID"/>
-              </w:rPr>
-              <w:t>;</w:t>
-            </w:r>
-          </w:p>
-          <w:p>
-            <w:pPr>
-              <w:shd w:val="clear" w:color="auto" w:fill="1F1F1F"/>
-              <w:spacing w:line="285" w:lineRule="atLeast"/>
-              <w:rPr>
-                <w:rFonts w:ascii="Consolas" w:eastAsia="Times New Roman" w:hAnsi="Consolas" w:cs="Times New Roman"/>
-                <w:color w:val="CCCCCC"/>
-                <w:sz w:val="21"/>
-                <w:szCs w:val="21"/>
-                <w:lang w:eastAsia="en-ID"/>
-              </w:rPr>
-            </w:pPr>
-            <w:r>
-              <w:rPr>
-                <w:rFonts w:ascii="Consolas" w:eastAsia="Times New Roman" w:hAnsi="Consolas" w:cs="Times New Roman"/>
-                <w:color w:val="CCCCCC"/>
-                <w:sz w:val="21"/>
-                <w:szCs w:val="21"/>
-                <w:lang w:eastAsia="en-ID"/>
-              </w:rPr>
-              <w:t xml:space="preserve">    </w:t>
-            </w:r>
-            <w:r>
-              <w:rPr>
-                <w:rFonts w:ascii="Consolas" w:eastAsia="Times New Roman" w:hAnsi="Consolas" w:cs="Times New Roman"/>
-                <w:color w:val="9CDCFE"/>
-                <w:sz w:val="21"/>
-                <w:szCs w:val="21"/>
-                <w:lang w:eastAsia="en-ID"/>
-              </w:rPr>
-              <w:t>line-height</w:t>
-            </w:r>
-            <w:r>
-              <w:rPr>
-                <w:rFonts w:ascii="Consolas" w:eastAsia="Times New Roman" w:hAnsi="Consolas" w:cs="Times New Roman"/>
-                <w:color w:val="CCCCCC"/>
-                <w:sz w:val="21"/>
-                <w:szCs w:val="21"/>
-                <w:lang w:eastAsia="en-ID"/>
-              </w:rPr>
-              <w:t xml:space="preserve">: </w:t>
-            </w:r>
-            <w:r>
-              <w:rPr>
-                <w:rFonts w:ascii="Consolas" w:eastAsia="Times New Roman" w:hAnsi="Consolas" w:cs="Times New Roman"/>
-                <w:color w:val="B5CEA8"/>
-                <w:sz w:val="21"/>
-                <w:szCs w:val="21"/>
-                <w:lang w:eastAsia="en-ID"/>
-              </w:rPr>
-              <w:t>1.6</w:t>
-            </w:r>
-            <w:r>
-              <w:rPr>
-                <w:rFonts w:ascii="Consolas" w:eastAsia="Times New Roman" w:hAnsi="Consolas" w:cs="Times New Roman"/>
-                <w:color w:val="CCCCCC"/>
-                <w:sz w:val="21"/>
-                <w:szCs w:val="21"/>
-                <w:lang w:eastAsia="en-ID"/>
-              </w:rPr>
-              <w:t>;</w:t>
-            </w:r>
-          </w:p>
-          <w:p>
-            <w:pPr>
-              <w:shd w:val="clear" w:color="auto" w:fill="1F1F1F"/>
-              <w:spacing w:line="285" w:lineRule="atLeast"/>
-              <w:rPr>
-                <w:rFonts w:ascii="Consolas" w:eastAsia="Times New Roman" w:hAnsi="Consolas" w:cs="Times New Roman"/>
-                <w:color w:val="CCCCCC"/>
-                <w:sz w:val="21"/>
-                <w:szCs w:val="21"/>
-                <w:lang w:eastAsia="en-ID"/>
-              </w:rPr>
-            </w:pPr>
-            <w:r>
-              <w:rPr>
-                <w:rFonts w:ascii="Consolas" w:eastAsia="Times New Roman" w:hAnsi="Consolas" w:cs="Times New Roman"/>
-                <w:color w:val="CCCCCC"/>
-                <w:sz w:val="21"/>
-                <w:szCs w:val="21"/>
-                <w:lang w:eastAsia="en-ID"/>
-              </w:rPr>
-              <w:t xml:space="preserve">    </w:t>
-            </w:r>
-            <w:proofErr w:type="spellStart"/>
-            <w:r>
-              <w:rPr>
-                <w:rFonts w:ascii="Consolas" w:eastAsia="Times New Roman" w:hAnsi="Consolas" w:cs="Times New Roman"/>
-                <w:color w:val="9CDCFE"/>
-                <w:sz w:val="21"/>
-                <w:szCs w:val="21"/>
-                <w:lang w:eastAsia="en-ID"/>
-              </w:rPr>
-              <w:t>color</w:t>
-            </w:r>
-            <w:proofErr w:type="spellEnd"/>
-            <w:r>
-              <w:rPr>
-                <w:rFonts w:ascii="Consolas" w:eastAsia="Times New Roman" w:hAnsi="Consolas" w:cs="Times New Roman"/>
-                <w:color w:val="CCCCCC"/>
-                <w:sz w:val="21"/>
-                <w:szCs w:val="21"/>
-                <w:lang w:eastAsia="en-ID"/>
-              </w:rPr>
-              <w:t xml:space="preserve">: </w:t>
-            </w:r>
-            <w:r>
-              <w:rPr>
-                <w:rFonts w:ascii="Consolas" w:eastAsia="Times New Roman" w:hAnsi="Consolas" w:cs="Times New Roman"/>
-                <w:color w:val="CE9178"/>
-                <w:sz w:val="21"/>
-                <w:szCs w:val="21"/>
-                <w:lang w:eastAsia="en-ID"/>
-              </w:rPr>
-              <w:t>#333</w:t>
-            </w:r>
-            <w:r>
-              <w:rPr>
-                <w:rFonts w:ascii="Consolas" w:eastAsia="Times New Roman" w:hAnsi="Consolas" w:cs="Times New Roman"/>
-                <w:color w:val="CCCCCC"/>
-                <w:sz w:val="21"/>
-                <w:szCs w:val="21"/>
-                <w:lang w:eastAsia="en-ID"/>
-              </w:rPr>
-              <w:t>;</w:t>
-            </w:r>
-          </w:p>
-          <w:p>
-            <w:pPr>
-              <w:shd w:val="clear" w:color="auto" w:fill="1F1F1F"/>
-              <w:spacing w:line="285" w:lineRule="atLeast"/>
-              <w:rPr>
-                <w:rFonts w:ascii="Consolas" w:eastAsia="Times New Roman" w:hAnsi="Consolas" w:cs="Times New Roman"/>
-                <w:color w:val="CCCCCC"/>
-                <w:sz w:val="21"/>
-                <w:szCs w:val="21"/>
-                <w:lang w:eastAsia="en-ID"/>
-              </w:rPr>
-            </w:pPr>
-            <w:r>
-              <w:rPr>
-                <w:rFonts w:ascii="Consolas" w:eastAsia="Times New Roman" w:hAnsi="Consolas" w:cs="Times New Roman"/>
-                <w:color w:val="CCCCCC"/>
-                <w:sz w:val="21"/>
-                <w:szCs w:val="21"/>
-                <w:lang w:eastAsia="en-ID"/>
-              </w:rPr>
-              <w:t xml:space="preserve">    </w:t>
-            </w:r>
-            <w:r>
-              <w:rPr>
-                <w:rFonts w:ascii="Consolas" w:eastAsia="Times New Roman" w:hAnsi="Consolas" w:cs="Times New Roman"/>
-                <w:color w:val="9CDCFE"/>
-                <w:sz w:val="21"/>
-                <w:szCs w:val="21"/>
-                <w:lang w:eastAsia="en-ID"/>
-              </w:rPr>
-              <w:t>background</w:t>
-            </w:r>
-            <w:r>
-              <w:rPr>
-                <w:rFonts w:ascii="Consolas" w:eastAsia="Times New Roman" w:hAnsi="Consolas" w:cs="Times New Roman"/>
-                <w:color w:val="CCCCCC"/>
-                <w:sz w:val="21"/>
-                <w:szCs w:val="21"/>
-                <w:lang w:eastAsia="en-ID"/>
-              </w:rPr>
-              <w:t xml:space="preserve">: </w:t>
-            </w:r>
-            <w:r>
-              <w:rPr>
-                <w:rFonts w:ascii="Consolas" w:eastAsia="Times New Roman" w:hAnsi="Consolas" w:cs="Times New Roman"/>
-                <w:color w:val="DCDCAA"/>
-                <w:sz w:val="21"/>
-                <w:szCs w:val="21"/>
-                <w:lang w:eastAsia="en-ID"/>
-              </w:rPr>
-              <w:t>linear-gradient</w:t>
-            </w:r>
-            <w:r>
-              <w:rPr>
-                <w:rFonts w:ascii="Consolas" w:eastAsia="Times New Roman" w:hAnsi="Consolas" w:cs="Times New Roman"/>
-                <w:color w:val="CCCCCC"/>
-                <w:sz w:val="21"/>
-                <w:szCs w:val="21"/>
-                <w:lang w:eastAsia="en-ID"/>
-              </w:rPr>
-              <w:t>(</w:t>
-            </w:r>
-            <w:r>
-              <w:rPr>
-                <w:rFonts w:ascii="Consolas" w:eastAsia="Times New Roman" w:hAnsi="Consolas" w:cs="Times New Roman"/>
-                <w:color w:val="B5CEA8"/>
-                <w:sz w:val="21"/>
-                <w:szCs w:val="21"/>
-                <w:lang w:eastAsia="en-ID"/>
-              </w:rPr>
-              <w:t>135deg</w:t>
-            </w:r>
-            <w:r>
-              <w:rPr>
-                <w:rFonts w:ascii="Consolas" w:eastAsia="Times New Roman" w:hAnsi="Consolas" w:cs="Times New Roman"/>
-                <w:color w:val="CCCCCC"/>
-                <w:sz w:val="21"/>
-                <w:szCs w:val="21"/>
-                <w:lang w:eastAsia="en-ID"/>
-              </w:rPr>
-              <w:t xml:space="preserve">, </w:t>
-            </w:r>
-            <w:r>
-              <w:rPr>
-                <w:rFonts w:ascii="Consolas" w:eastAsia="Times New Roman" w:hAnsi="Consolas" w:cs="Times New Roman"/>
-                <w:color w:val="CE9178"/>
-                <w:sz w:val="21"/>
-                <w:szCs w:val="21"/>
-                <w:lang w:eastAsia="en-ID"/>
-              </w:rPr>
-              <w:t>#f5f7fa</w:t>
-            </w:r>
-            <w:r>
-              <w:rPr>
-                <w:rFonts w:ascii="Consolas" w:eastAsia="Times New Roman" w:hAnsi="Consolas" w:cs="Times New Roman"/>
-                <w:color w:val="CCCCCC"/>
-                <w:sz w:val="21"/>
-                <w:szCs w:val="21"/>
-                <w:lang w:eastAsia="en-ID"/>
-              </w:rPr>
-              <w:t xml:space="preserve"> </w:t>
-            </w:r>
-            <w:r>
-              <w:rPr>
-                <w:rFonts w:ascii="Consolas" w:eastAsia="Times New Roman" w:hAnsi="Consolas" w:cs="Times New Roman"/>
-                <w:color w:val="B5CEA8"/>
-                <w:sz w:val="21"/>
-                <w:szCs w:val="21"/>
-                <w:lang w:eastAsia="en-ID"/>
-              </w:rPr>
-              <w:t>0%</w:t>
-            </w:r>
-            <w:r>
-              <w:rPr>
-                <w:rFonts w:ascii="Consolas" w:eastAsia="Times New Roman" w:hAnsi="Consolas" w:cs="Times New Roman"/>
-                <w:color w:val="CCCCCC"/>
-                <w:sz w:val="21"/>
-                <w:szCs w:val="21"/>
-                <w:lang w:eastAsia="en-ID"/>
-              </w:rPr>
-              <w:t xml:space="preserve">, </w:t>
-            </w:r>
-            <w:r>
-              <w:rPr>
-                <w:rFonts w:ascii="Consolas" w:eastAsia="Times New Roman" w:hAnsi="Consolas" w:cs="Times New Roman"/>
-                <w:color w:val="CE9178"/>
-                <w:sz w:val="21"/>
-                <w:szCs w:val="21"/>
-                <w:lang w:eastAsia="en-ID"/>
-              </w:rPr>
-              <w:t>#c3cfe2</w:t>
-            </w:r>
-            <w:r>
-              <w:rPr>
-                <w:rFonts w:ascii="Consolas" w:eastAsia="Times New Roman" w:hAnsi="Consolas" w:cs="Times New Roman"/>
-                <w:color w:val="CCCCCC"/>
-                <w:sz w:val="21"/>
-                <w:szCs w:val="21"/>
-                <w:lang w:eastAsia="en-ID"/>
-              </w:rPr>
-              <w:t xml:space="preserve"> </w:t>
-            </w:r>
-            <w:r>
-              <w:rPr>
-                <w:rFonts w:ascii="Consolas" w:eastAsia="Times New Roman" w:hAnsi="Consolas" w:cs="Times New Roman"/>
-                <w:color w:val="B5CEA8"/>
-                <w:sz w:val="21"/>
-                <w:szCs w:val="21"/>
-                <w:lang w:eastAsia="en-ID"/>
-              </w:rPr>
-              <w:t>100%</w:t>
-            </w:r>
-            <w:r>
-              <w:rPr>
-                <w:rFonts w:ascii="Consolas" w:eastAsia="Times New Roman" w:hAnsi="Consolas" w:cs="Times New Roman"/>
-                <w:color w:val="CCCCCC"/>
-                <w:sz w:val="21"/>
-                <w:szCs w:val="21"/>
-                <w:lang w:eastAsia="en-ID"/>
-              </w:rPr>
-              <w:t>);</w:t>
-            </w:r>
-          </w:p>
-          <w:p>
-            <w:pPr>
-              <w:shd w:val="clear" w:color="auto" w:fill="1F1F1F"/>
-              <w:spacing w:line="285" w:lineRule="atLeast"/>
-              <w:rPr>
-                <w:rFonts w:ascii="Consolas" w:eastAsia="Times New Roman" w:hAnsi="Consolas" w:cs="Times New Roman"/>
-                <w:color w:val="CCCCCC"/>
-                <w:sz w:val="21"/>
-                <w:szCs w:val="21"/>
-                <w:lang w:eastAsia="en-ID"/>
-              </w:rPr>
-            </w:pPr>
-            <w:r>
-              <w:rPr>
-                <w:rFonts w:ascii="Consolas" w:eastAsia="Times New Roman" w:hAnsi="Consolas" w:cs="Times New Roman"/>
-                <w:color w:val="CCCCCC"/>
-                <w:sz w:val="21"/>
-                <w:szCs w:val="21"/>
-                <w:lang w:eastAsia="en-ID"/>
-              </w:rPr>
-              <w:t xml:space="preserve">    </w:t>
-            </w:r>
-            <w:r>
-              <w:rPr>
-                <w:rFonts w:ascii="Consolas" w:eastAsia="Times New Roman" w:hAnsi="Consolas" w:cs="Times New Roman"/>
-                <w:color w:val="9CDCFE"/>
-                <w:sz w:val="21"/>
-                <w:szCs w:val="21"/>
-                <w:lang w:eastAsia="en-ID"/>
-              </w:rPr>
-              <w:t>min-height</w:t>
-            </w:r>
-            <w:r>
-              <w:rPr>
-                <w:rFonts w:ascii="Consolas" w:eastAsia="Times New Roman" w:hAnsi="Consolas" w:cs="Times New Roman"/>
-                <w:color w:val="CCCCCC"/>
-                <w:sz w:val="21"/>
-                <w:szCs w:val="21"/>
-                <w:lang w:eastAsia="en-ID"/>
-              </w:rPr>
-              <w:t xml:space="preserve">: </w:t>
-            </w:r>
-            <w:r>
-              <w:rPr>
-                <w:rFonts w:ascii="Consolas" w:eastAsia="Times New Roman" w:hAnsi="Consolas" w:cs="Times New Roman"/>
-                <w:color w:val="B5CEA8"/>
-                <w:sz w:val="21"/>
-                <w:szCs w:val="21"/>
-                <w:lang w:eastAsia="en-ID"/>
-              </w:rPr>
-              <w:t>100vh</w:t>
-            </w:r>
-            <w:r>
-              <w:rPr>
-                <w:rFonts w:ascii="Consolas" w:eastAsia="Times New Roman" w:hAnsi="Consolas" w:cs="Times New Roman"/>
-                <w:color w:val="CCCCCC"/>
-                <w:sz w:val="21"/>
-                <w:szCs w:val="21"/>
-                <w:lang w:eastAsia="en-ID"/>
-              </w:rPr>
-              <w:t>;</w:t>
-            </w:r>
-          </w:p>
-          <w:p>
-            <w:pPr>
-              <w:shd w:val="clear" w:color="auto" w:fill="1F1F1F"/>
-              <w:spacing w:line="285" w:lineRule="atLeast"/>
-              <w:rPr>
-                <w:rFonts w:ascii="Consolas" w:eastAsia="Times New Roman" w:hAnsi="Consolas" w:cs="Times New Roman"/>
-                <w:color w:val="CCCCCC"/>
-                <w:sz w:val="21"/>
-                <w:szCs w:val="21"/>
-                <w:lang w:eastAsia="en-ID"/>
-              </w:rPr>
-            </w:pPr>
-            <w:r>
-              <w:rPr>
-                <w:rFonts w:ascii="Consolas" w:eastAsia="Times New Roman" w:hAnsi="Consolas" w:cs="Times New Roman"/>
-                <w:color w:val="CCCCCC"/>
-                <w:sz w:val="21"/>
-                <w:szCs w:val="21"/>
-                <w:lang w:eastAsia="en-ID"/>
-              </w:rPr>
               <w:t xml:space="preserve">    </w:t>
             </w:r>
             <w:r>
@@ -2030,6 +2240,7 @@
           </w:tcPr>
           <w:p>
             <w:r>
+              <w:lastRenderedPageBreak/>
               <w:t xml:space="preserve">Layout </w:t>
             </w:r>
             <w:proofErr w:type="spellStart"/>
@@ -2388,7 +2599,18 @@
                 <w:szCs w:val="21"/>
                 <w:lang w:eastAsia="en-ID"/>
               </w:rPr>
-              <w:t>linear-gradient</w:t>
+              <w:t>linear-</w:t>
+            </w:r>
+            <w:proofErr w:type="gramStart"/>
+            <w:r>
+              <w:rPr>
+                <w:rFonts w:ascii="Consolas" w:eastAsia="Times New Roman" w:hAnsi="Consolas" w:cs="Times New Roman"/>
+                <w:color w:val="DCDCAA"/>
+                <w:sz w:val="21"/>
+                <w:szCs w:val="21"/>
+                <w:lang w:eastAsia="en-ID"/>
+              </w:rPr>
+              <w:t>gradient</w:t>
             </w:r>
             <w:r>
               <w:rPr>
@@ -2400,6 +2622,7 @@
               </w:rPr>
               <w:t>(</w:t>
             </w:r>
+            <w:proofErr w:type="gramEnd"/>
             <w:r>
               <w:rPr>
                 <w:rFonts w:ascii="Consolas" w:eastAsia="Times New Roman" w:hAnsi="Consolas" w:cs="Times New Roman"/>
@@ -4506,7 +4729,6 @@
                 <w:szCs w:val="21"/>
                 <w:lang w:eastAsia="en-ID"/>
               </w:rPr>
-              <w:lastRenderedPageBreak/>
               <w:t xml:space="preserve">    </w:t>
             </w:r>
             <w:r>
@@ -4653,6 +4875,7 @@
               <w:t xml:space="preserve"> </w:t>
             </w:r>
             <w:proofErr w:type="spellStart"/>
+            <w:proofErr w:type="gramStart"/>
             <w:r>
               <w:rPr>
                 <w:rFonts w:ascii="Consolas" w:eastAsia="Times New Roman" w:hAnsi="Consolas" w:cs="Times New Roman"/>
@@ -4674,6 +4897,7 @@
               </w:rPr>
               <w:t>(</w:t>
             </w:r>
+            <w:proofErr w:type="gramEnd"/>
             <w:r>
               <w:rPr>
                 <w:rFonts w:ascii="Consolas" w:eastAsia="Times New Roman" w:hAnsi="Consolas" w:cs="Times New Roman"/>
@@ -4909,7 +5133,6 @@
           </w:tcPr>
           <w:p>
             <w:r>
-              <w:lastRenderedPageBreak/>
               <w:t xml:space="preserve">Layout p </w:t>
             </w:r>
             <w:proofErr w:type="spellStart"/>
@@ -5102,6 +5325,7 @@
               </w:rPr>
               <w:t xml:space="preserve">  </w:t>
             </w:r>
+            <w:proofErr w:type="gramStart"/>
             <w:r>
               <w:rPr>
                 <w:rFonts w:ascii="Consolas" w:eastAsia="Times New Roman" w:hAnsi="Consolas" w:cs="Times New Roman"/>
@@ -5112,6 +5336,7 @@
               </w:rPr>
               <w:t>p:hover</w:t>
             </w:r>
+            <w:proofErr w:type="gramEnd"/>
             <w:r>
               <w:rPr>
                 <w:rFonts w:ascii="Consolas" w:eastAsia="Times New Roman" w:hAnsi="Consolas" w:cs="Times New Roman"/>
@@ -5143,6 +5368,7 @@
                 <w:szCs w:val="21"/>
                 <w:lang w:eastAsia="en-ID"/>
               </w:rPr>
+              <w:lastRenderedPageBreak/>
               <w:t xml:space="preserve">    </w:t>
             </w:r>
             <w:r>
@@ -5207,6 +5433,7 @@
               </w:rPr>
               <w:t xml:space="preserve">) </w:t>
             </w:r>
+            <w:proofErr w:type="gramStart"/>
             <w:r>
               <w:rPr>
                 <w:rFonts w:ascii="Consolas" w:eastAsia="Times New Roman" w:hAnsi="Consolas" w:cs="Times New Roman"/>
@@ -5227,6 +5454,7 @@
               </w:rPr>
               <w:t>(</w:t>
             </w:r>
+            <w:proofErr w:type="gramEnd"/>
             <w:r>
               <w:rPr>
                 <w:rFonts w:ascii="Consolas" w:eastAsia="Times New Roman" w:hAnsi="Consolas" w:cs="Times New Roman"/>
@@ -5351,6 +5579,7 @@
               <w:t xml:space="preserve"> </w:t>
             </w:r>
             <w:proofErr w:type="spellStart"/>
+            <w:proofErr w:type="gramStart"/>
             <w:r>
               <w:rPr>
                 <w:rFonts w:ascii="Consolas" w:eastAsia="Times New Roman" w:hAnsi="Consolas" w:cs="Times New Roman"/>
@@ -5372,6 +5601,7 @@
               </w:rPr>
               <w:t>(</w:t>
             </w:r>
+            <w:proofErr w:type="gramEnd"/>
             <w:r>
               <w:rPr>
                 <w:rFonts w:ascii="Consolas" w:eastAsia="Times New Roman" w:hAnsi="Consolas" w:cs="Times New Roman"/>
@@ -5484,6 +5714,7 @@
           </w:tcPr>
           <w:p>
             <w:r>
+              <w:lastRenderedPageBreak/>
               <w:t xml:space="preserve">Layout </w:t>
             </w:r>
             <w:proofErr w:type="spellStart"/>
@@ -6126,6 +6357,7 @@
               <w:t xml:space="preserve"> </w:t>
             </w:r>
             <w:proofErr w:type="spellStart"/>
+            <w:proofErr w:type="gramStart"/>
             <w:r>
               <w:rPr>
                 <w:rFonts w:ascii="Consolas" w:eastAsia="Times New Roman" w:hAnsi="Consolas" w:cs="Times New Roman"/>
@@ -6147,6 +6379,7 @@
               </w:rPr>
               <w:t>(</w:t>
             </w:r>
+            <w:proofErr w:type="gramEnd"/>
             <w:r>
               <w:rPr>
                 <w:rFonts w:ascii="Consolas" w:eastAsia="Times New Roman" w:hAnsi="Consolas" w:cs="Times New Roman"/>
@@ -6641,6 +6874,7 @@
               <w:t xml:space="preserve">  </w:t>
             </w:r>
             <w:proofErr w:type="spellStart"/>
+            <w:proofErr w:type="gramStart"/>
             <w:r>
               <w:rPr>
                 <w:rFonts w:ascii="Consolas" w:eastAsia="Times New Roman" w:hAnsi="Consolas" w:cs="Times New Roman"/>
@@ -6652,6 +6886,7 @@
               <w:t>img:hover</w:t>
             </w:r>
             <w:proofErr w:type="spellEnd"/>
+            <w:proofErr w:type="gramEnd"/>
             <w:r>
               <w:rPr>
                 <w:rFonts w:ascii="Consolas" w:eastAsia="Times New Roman" w:hAnsi="Consolas" w:cs="Times New Roman"/>
@@ -6705,6 +6940,7 @@
               </w:rPr>
               <w:t xml:space="preserve">: </w:t>
             </w:r>
+            <w:proofErr w:type="gramStart"/>
             <w:r>
               <w:rPr>
                 <w:rFonts w:ascii="Consolas" w:eastAsia="Times New Roman" w:hAnsi="Consolas" w:cs="Times New Roman"/>
@@ -6725,6 +6961,7 @@
               </w:rPr>
               <w:t>(</w:t>
             </w:r>
+            <w:proofErr w:type="gramEnd"/>
             <w:r>
               <w:rPr>
                 <w:rFonts w:ascii="Consolas" w:eastAsia="Times New Roman" w:hAnsi="Consolas" w:cs="Times New Roman"/>
@@ -6889,6 +7126,7 @@
               <w:t xml:space="preserve"> </w:t>
             </w:r>
             <w:proofErr w:type="spellStart"/>
+            <w:proofErr w:type="gramStart"/>
             <w:r>
               <w:rPr>
                 <w:rFonts w:ascii="Consolas" w:eastAsia="Times New Roman" w:hAnsi="Consolas" w:cs="Times New Roman"/>
@@ -6910,6 +7148,7 @@
               </w:rPr>
               <w:t>(</w:t>
             </w:r>
+            <w:proofErr w:type="gramEnd"/>
             <w:r>
               <w:rPr>
                 <w:rFonts w:ascii="Consolas" w:eastAsia="Times New Roman" w:hAnsi="Consolas" w:cs="Times New Roman"/>
@@ -7442,7 +7681,18 @@
                 <w:szCs w:val="21"/>
                 <w:lang w:eastAsia="en-ID"/>
               </w:rPr>
-              <w:t>linear-gradient</w:t>
+              <w:t>linear-</w:t>
+            </w:r>
+            <w:proofErr w:type="gramStart"/>
+            <w:r>
+              <w:rPr>
+                <w:rFonts w:ascii="Consolas" w:eastAsia="Times New Roman" w:hAnsi="Consolas" w:cs="Times New Roman"/>
+                <w:color w:val="DCDCAA"/>
+                <w:sz w:val="21"/>
+                <w:szCs w:val="21"/>
+                <w:lang w:eastAsia="en-ID"/>
+              </w:rPr>
+              <w:t>gradient</w:t>
             </w:r>
             <w:r>
               <w:rPr>
@@ -7454,6 +7704,7 @@
               </w:rPr>
               <w:t>(</w:t>
             </w:r>
+            <w:proofErr w:type="gramEnd"/>
             <w:r>
               <w:rPr>
                 <w:rFonts w:ascii="Consolas" w:eastAsia="Times New Roman" w:hAnsi="Consolas" w:cs="Times New Roman"/>
@@ -7892,7 +8143,6 @@
                 <w:szCs w:val="21"/>
                 <w:lang w:eastAsia="en-ID"/>
               </w:rPr>
-              <w:lastRenderedPageBreak/>
               <w:t xml:space="preserve">    </w:t>
             </w:r>
             <w:r>
@@ -7976,6 +8226,7 @@
               <w:t xml:space="preserve"> </w:t>
             </w:r>
             <w:proofErr w:type="spellStart"/>
+            <w:proofErr w:type="gramStart"/>
             <w:r>
               <w:rPr>
                 <w:rFonts w:ascii="Consolas" w:eastAsia="Times New Roman" w:hAnsi="Consolas" w:cs="Times New Roman"/>
@@ -7997,6 +8248,7 @@
               </w:rPr>
               <w:t>(</w:t>
             </w:r>
+            <w:proofErr w:type="gramEnd"/>
             <w:r>
               <w:rPr>
                 <w:rFonts w:ascii="Consolas" w:eastAsia="Times New Roman" w:hAnsi="Consolas" w:cs="Times New Roman"/>
@@ -8109,7 +8361,6 @@
           </w:tcPr>
           <w:p>
             <w:r>
-              <w:lastRenderedPageBreak/>
               <w:t xml:space="preserve">Style </w:t>
             </w:r>
             <w:proofErr w:type="spellStart"/>
@@ -8278,6 +8529,7 @@
               </w:rPr>
               <w:t xml:space="preserve">  </w:t>
             </w:r>
+            <w:proofErr w:type="gramStart"/>
             <w:r>
               <w:rPr>
                 <w:rFonts w:ascii="Consolas" w:eastAsia="Times New Roman" w:hAnsi="Consolas" w:cs="Times New Roman"/>
@@ -8288,6 +8540,7 @@
               </w:rPr>
               <w:t>a:hover</w:t>
             </w:r>
+            <w:proofErr w:type="gramEnd"/>
             <w:r>
               <w:rPr>
                 <w:rFonts w:ascii="Consolas" w:eastAsia="Times New Roman" w:hAnsi="Consolas" w:cs="Times New Roman"/>
@@ -8383,6 +8636,7 @@
               </w:rPr>
               <w:t xml:space="preserve">) </w:t>
             </w:r>
+            <w:proofErr w:type="gramStart"/>
             <w:r>
               <w:rPr>
                 <w:rFonts w:ascii="Consolas" w:eastAsia="Times New Roman" w:hAnsi="Consolas" w:cs="Times New Roman"/>
@@ -8403,6 +8657,7 @@
               </w:rPr>
               <w:t>(</w:t>
             </w:r>
+            <w:proofErr w:type="gramEnd"/>
             <w:r>
               <w:rPr>
                 <w:rFonts w:ascii="Consolas" w:eastAsia="Times New Roman" w:hAnsi="Consolas" w:cs="Times New Roman"/>
@@ -8527,6 +8782,7 @@
               <w:t xml:space="preserve"> </w:t>
             </w:r>
             <w:proofErr w:type="spellStart"/>
+            <w:proofErr w:type="gramStart"/>
             <w:r>
               <w:rPr>
                 <w:rFonts w:ascii="Consolas" w:eastAsia="Times New Roman" w:hAnsi="Consolas" w:cs="Times New Roman"/>
@@ -8548,6 +8804,7 @@
               </w:rPr>
               <w:t>(</w:t>
             </w:r>
+            <w:proofErr w:type="gramEnd"/>
             <w:r>
               <w:rPr>
                 <w:rFonts w:ascii="Consolas" w:eastAsia="Times New Roman" w:hAnsi="Consolas" w:cs="Times New Roman"/>
@@ -8649,6 +8906,7 @@
                 <w:szCs w:val="21"/>
                 <w:lang w:eastAsia="en-ID"/>
               </w:rPr>
+              <w:lastRenderedPageBreak/>
               <w:t xml:space="preserve">    </w:t>
             </w:r>
             <w:r>
@@ -8679,7 +8937,18 @@
                 <w:szCs w:val="21"/>
                 <w:lang w:eastAsia="en-ID"/>
               </w:rPr>
-              <w:t>linear-gradient</w:t>
+              <w:t>linear-</w:t>
+            </w:r>
+            <w:proofErr w:type="gramStart"/>
+            <w:r>
+              <w:rPr>
+                <w:rFonts w:ascii="Consolas" w:eastAsia="Times New Roman" w:hAnsi="Consolas" w:cs="Times New Roman"/>
+                <w:color w:val="DCDCAA"/>
+                <w:sz w:val="21"/>
+                <w:szCs w:val="21"/>
+                <w:lang w:eastAsia="en-ID"/>
+              </w:rPr>
+              <w:t>gradient</w:t>
             </w:r>
             <w:r>
               <w:rPr>
@@ -8691,6 +8960,7 @@
               </w:rPr>
               <w:t>(</w:t>
             </w:r>
+            <w:proofErr w:type="gramEnd"/>
             <w:r>
               <w:rPr>
                 <w:rFonts w:ascii="Consolas" w:eastAsia="Times New Roman" w:hAnsi="Consolas" w:cs="Times New Roman"/>
@@ -8783,6 +9053,7 @@
           </w:tcPr>
           <w:p>
             <w:r>
+              <w:lastRenderedPageBreak/>
               <w:t xml:space="preserve">Hover a link </w:t>
             </w:r>
             <w:proofErr w:type="spellStart"/>
@@ -9455,6 +9726,7 @@
               <w:t xml:space="preserve"> </w:t>
             </w:r>
             <w:proofErr w:type="spellStart"/>
+            <w:proofErr w:type="gramStart"/>
             <w:r>
               <w:rPr>
                 <w:rFonts w:ascii="Consolas" w:eastAsia="Times New Roman" w:hAnsi="Consolas" w:cs="Times New Roman"/>
@@ -9476,6 +9748,7 @@
               </w:rPr>
               <w:t>(</w:t>
             </w:r>
+            <w:proofErr w:type="gramEnd"/>
             <w:r>
               <w:rPr>
                 <w:rFonts w:ascii="Consolas" w:eastAsia="Times New Roman" w:hAnsi="Consolas" w:cs="Times New Roman"/>
@@ -10425,6 +10698,7 @@
               <w:t xml:space="preserve"> </w:t>
             </w:r>
             <w:proofErr w:type="spellStart"/>
+            <w:proofErr w:type="gramStart"/>
             <w:r>
               <w:rPr>
                 <w:rFonts w:ascii="Consolas" w:eastAsia="Times New Roman" w:hAnsi="Consolas" w:cs="Times New Roman"/>
@@ -10436,6 +10710,7 @@
               <w:t>li:hover</w:t>
             </w:r>
             <w:proofErr w:type="spellEnd"/>
+            <w:proofErr w:type="gramEnd"/>
             <w:r>
               <w:rPr>
                 <w:rFonts w:ascii="Consolas" w:eastAsia="Times New Roman" w:hAnsi="Consolas" w:cs="Times New Roman"/>
@@ -11370,7 +11645,6 @@
                 <w:szCs w:val="21"/>
                 <w:lang w:eastAsia="en-ID"/>
               </w:rPr>
-              <w:lastRenderedPageBreak/>
               <w:t xml:space="preserve">    </w:t>
             </w:r>
             <w:r>
@@ -11454,6 +11728,7 @@
               <w:t xml:space="preserve"> </w:t>
             </w:r>
             <w:proofErr w:type="spellStart"/>
+            <w:proofErr w:type="gramStart"/>
             <w:r>
               <w:rPr>
                 <w:rFonts w:ascii="Consolas" w:eastAsia="Times New Roman" w:hAnsi="Consolas" w:cs="Times New Roman"/>
@@ -11475,6 +11750,7 @@
               </w:rPr>
               <w:t>(</w:t>
             </w:r>
+            <w:proofErr w:type="gramEnd"/>
             <w:r>
               <w:rPr>
                 <w:rFonts w:ascii="Consolas" w:eastAsia="Times New Roman" w:hAnsi="Consolas" w:cs="Times New Roman"/>
@@ -11670,7 +11946,6 @@
           </w:tcPr>
           <w:p>
             <w:r>
-              <w:lastRenderedPageBreak/>
               <w:t xml:space="preserve">Layout table </w:t>
             </w:r>
             <w:proofErr w:type="spellStart"/>
@@ -11790,6 +12065,7 @@
               </w:rPr>
             </w:pPr>
             <w:proofErr w:type="spellStart"/>
+            <w:proofErr w:type="gramStart"/>
             <w:r>
               <w:rPr>
                 <w:rFonts w:ascii="Consolas" w:eastAsia="Times New Roman" w:hAnsi="Consolas" w:cs="Times New Roman"/>
@@ -11801,6 +12077,7 @@
               <w:t>table:hover</w:t>
             </w:r>
             <w:proofErr w:type="spellEnd"/>
+            <w:proofErr w:type="gramEnd"/>
             <w:r>
               <w:rPr>
                 <w:rFonts w:ascii="Consolas" w:eastAsia="Times New Roman" w:hAnsi="Consolas" w:cs="Times New Roman"/>
@@ -11915,6 +12192,7 @@
               <w:t xml:space="preserve"> </w:t>
             </w:r>
             <w:proofErr w:type="spellStart"/>
+            <w:proofErr w:type="gramStart"/>
             <w:r>
               <w:rPr>
                 <w:rFonts w:ascii="Consolas" w:eastAsia="Times New Roman" w:hAnsi="Consolas" w:cs="Times New Roman"/>
@@ -11936,6 +12214,7 @@
               </w:rPr>
               <w:t>(</w:t>
             </w:r>
+            <w:proofErr w:type="gramEnd"/>
             <w:r>
               <w:rPr>
                 <w:rFonts w:ascii="Consolas" w:eastAsia="Times New Roman" w:hAnsi="Consolas" w:cs="Times New Roman"/>
@@ -12111,6 +12390,7 @@
                 <w:szCs w:val="21"/>
                 <w:lang w:eastAsia="en-ID"/>
               </w:rPr>
+              <w:lastRenderedPageBreak/>
               <w:t>thead</w:t>
             </w:r>
             <w:proofErr w:type="spellEnd"/>
@@ -12175,7 +12455,18 @@
                 <w:szCs w:val="21"/>
                 <w:lang w:eastAsia="en-ID"/>
               </w:rPr>
-              <w:t>linear-gradient</w:t>
+              <w:t>linear-</w:t>
+            </w:r>
+            <w:proofErr w:type="gramStart"/>
+            <w:r>
+              <w:rPr>
+                <w:rFonts w:ascii="Consolas" w:eastAsia="Times New Roman" w:hAnsi="Consolas" w:cs="Times New Roman"/>
+                <w:color w:val="DCDCAA"/>
+                <w:sz w:val="21"/>
+                <w:szCs w:val="21"/>
+                <w:lang w:eastAsia="en-ID"/>
+              </w:rPr>
+              <w:t>gradient</w:t>
             </w:r>
             <w:r>
               <w:rPr>
@@ -12187,6 +12478,7 @@
               </w:rPr>
               <w:t>(</w:t>
             </w:r>
+            <w:proofErr w:type="gramEnd"/>
             <w:r>
               <w:rPr>
                 <w:rFonts w:ascii="Consolas" w:eastAsia="Times New Roman" w:hAnsi="Consolas" w:cs="Times New Roman"/>
@@ -13130,6 +13422,7 @@
               <w:t xml:space="preserve"> </w:t>
             </w:r>
             <w:proofErr w:type="spellStart"/>
+            <w:proofErr w:type="gramStart"/>
             <w:r>
               <w:rPr>
                 <w:rFonts w:ascii="Consolas" w:eastAsia="Times New Roman" w:hAnsi="Consolas" w:cs="Times New Roman"/>
@@ -13141,6 +13434,7 @@
               <w:t>tr:hover</w:t>
             </w:r>
             <w:proofErr w:type="spellEnd"/>
+            <w:proofErr w:type="gramEnd"/>
             <w:r>
               <w:rPr>
                 <w:rFonts w:ascii="Consolas" w:eastAsia="Times New Roman" w:hAnsi="Consolas" w:cs="Times New Roman"/>
@@ -13257,6 +13551,7 @@
               </w:rPr>
               <w:t xml:space="preserve">: </w:t>
             </w:r>
+            <w:proofErr w:type="gramStart"/>
             <w:r>
               <w:rPr>
                 <w:rFonts w:ascii="Consolas" w:eastAsia="Times New Roman" w:hAnsi="Consolas" w:cs="Times New Roman"/>
@@ -13277,6 +13572,7 @@
               </w:rPr>
               <w:t>(</w:t>
             </w:r>
+            <w:proofErr w:type="gramEnd"/>
             <w:r>
               <w:rPr>
                 <w:rFonts w:ascii="Consolas" w:eastAsia="Times New Roman" w:hAnsi="Consolas" w:cs="Times New Roman"/>
@@ -13561,8 +13857,20 @@
                 <w:szCs w:val="21"/>
                 <w:lang w:eastAsia="en-ID"/>
               </w:rPr>
-              <w:t>@media</w:t>
-            </w:r>
+              <w:t>@</w:t>
+            </w:r>
+            <w:proofErr w:type="gramStart"/>
+            <w:r>
+              <w:rPr>
+                <w:rFonts w:ascii="Consolas" w:eastAsia="Times New Roman" w:hAnsi="Consolas" w:cs="Times New Roman"/>
+                <w:color w:val="C586C0"/>
+                <w:sz w:val="21"/>
+                <w:szCs w:val="21"/>
+                <w:lang w:eastAsia="en-ID"/>
+              </w:rPr>
+              <w:t>media</w:t>
+            </w:r>
+            <w:proofErr w:type="gramEnd"/>
             <w:r>
               <w:rPr>
                 <w:rFonts w:ascii="Consolas" w:eastAsia="Times New Roman" w:hAnsi="Consolas" w:cs="Times New Roman"/>
@@ -14130,477 +14438,477 @@
                 <w:szCs w:val="21"/>
                 <w:lang w:eastAsia="en-ID"/>
               </w:rPr>
+              <w:t xml:space="preserve">  </w:t>
+            </w:r>
+          </w:p>
+          <w:p>
+            <w:pPr>
+              <w:shd w:val="clear" w:color="auto" w:fill="1F1F1F"/>
+              <w:spacing w:line="285" w:lineRule="atLeast"/>
+              <w:rPr>
+                <w:rFonts w:ascii="Consolas" w:eastAsia="Times New Roman" w:hAnsi="Consolas" w:cs="Times New Roman"/>
+                <w:color w:val="CCCCCC"/>
+                <w:sz w:val="21"/>
+                <w:szCs w:val="21"/>
+                <w:lang w:eastAsia="en-ID"/>
+              </w:rPr>
+            </w:pPr>
+            <w:r>
+              <w:rPr>
+                <w:rFonts w:ascii="Consolas" w:eastAsia="Times New Roman" w:hAnsi="Consolas" w:cs="Times New Roman"/>
+                <w:color w:val="CCCCCC"/>
+                <w:sz w:val="21"/>
+                <w:szCs w:val="21"/>
+                <w:lang w:eastAsia="en-ID"/>
+              </w:rPr>
+              <w:t xml:space="preserve">    </w:t>
+            </w:r>
+            <w:r>
+              <w:rPr>
+                <w:rFonts w:ascii="Consolas" w:eastAsia="Times New Roman" w:hAnsi="Consolas" w:cs="Times New Roman"/>
+                <w:color w:val="D7BA7D"/>
+                <w:sz w:val="21"/>
+                <w:szCs w:val="21"/>
+                <w:lang w:eastAsia="en-ID"/>
+              </w:rPr>
+              <w:t>p</w:t>
+            </w:r>
+            <w:r>
+              <w:rPr>
+                <w:rFonts w:ascii="Consolas" w:eastAsia="Times New Roman" w:hAnsi="Consolas" w:cs="Times New Roman"/>
+                <w:color w:val="CCCCCC"/>
+                <w:sz w:val="21"/>
+                <w:szCs w:val="21"/>
+                <w:lang w:eastAsia="en-ID"/>
+              </w:rPr>
+              <w:t xml:space="preserve"> {</w:t>
+            </w:r>
+          </w:p>
+          <w:p>
+            <w:pPr>
+              <w:shd w:val="clear" w:color="auto" w:fill="1F1F1F"/>
+              <w:spacing w:line="285" w:lineRule="atLeast"/>
+              <w:rPr>
+                <w:rFonts w:ascii="Consolas" w:eastAsia="Times New Roman" w:hAnsi="Consolas" w:cs="Times New Roman"/>
+                <w:color w:val="CCCCCC"/>
+                <w:sz w:val="21"/>
+                <w:szCs w:val="21"/>
+                <w:lang w:eastAsia="en-ID"/>
+              </w:rPr>
+            </w:pPr>
+            <w:r>
+              <w:rPr>
+                <w:rFonts w:ascii="Consolas" w:eastAsia="Times New Roman" w:hAnsi="Consolas" w:cs="Times New Roman"/>
+                <w:color w:val="CCCCCC"/>
+                <w:sz w:val="21"/>
+                <w:szCs w:val="21"/>
+                <w:lang w:eastAsia="en-ID"/>
+              </w:rPr>
+              <w:t xml:space="preserve">      </w:t>
+            </w:r>
+            <w:r>
+              <w:rPr>
+                <w:rFonts w:ascii="Consolas" w:eastAsia="Times New Roman" w:hAnsi="Consolas" w:cs="Times New Roman"/>
+                <w:color w:val="9CDCFE"/>
+                <w:sz w:val="21"/>
+                <w:szCs w:val="21"/>
+                <w:lang w:eastAsia="en-ID"/>
+              </w:rPr>
+              <w:t>padding</w:t>
+            </w:r>
+            <w:r>
+              <w:rPr>
+                <w:rFonts w:ascii="Consolas" w:eastAsia="Times New Roman" w:hAnsi="Consolas" w:cs="Times New Roman"/>
+                <w:color w:val="CCCCCC"/>
+                <w:sz w:val="21"/>
+                <w:szCs w:val="21"/>
+                <w:lang w:eastAsia="en-ID"/>
+              </w:rPr>
+              <w:t xml:space="preserve">: </w:t>
+            </w:r>
+            <w:r>
+              <w:rPr>
+                <w:rFonts w:ascii="Consolas" w:eastAsia="Times New Roman" w:hAnsi="Consolas" w:cs="Times New Roman"/>
+                <w:color w:val="B5CEA8"/>
+                <w:sz w:val="21"/>
+                <w:szCs w:val="21"/>
+                <w:lang w:eastAsia="en-ID"/>
+              </w:rPr>
+              <w:t>12px</w:t>
+            </w:r>
+            <w:r>
+              <w:rPr>
+                <w:rFonts w:ascii="Consolas" w:eastAsia="Times New Roman" w:hAnsi="Consolas" w:cs="Times New Roman"/>
+                <w:color w:val="CCCCCC"/>
+                <w:sz w:val="21"/>
+                <w:szCs w:val="21"/>
+                <w:lang w:eastAsia="en-ID"/>
+              </w:rPr>
+              <w:t xml:space="preserve"> </w:t>
+            </w:r>
+            <w:r>
+              <w:rPr>
+                <w:rFonts w:ascii="Consolas" w:eastAsia="Times New Roman" w:hAnsi="Consolas" w:cs="Times New Roman"/>
+                <w:color w:val="B5CEA8"/>
+                <w:sz w:val="21"/>
+                <w:szCs w:val="21"/>
+                <w:lang w:eastAsia="en-ID"/>
+              </w:rPr>
+              <w:t>16px</w:t>
+            </w:r>
+            <w:r>
+              <w:rPr>
+                <w:rFonts w:ascii="Consolas" w:eastAsia="Times New Roman" w:hAnsi="Consolas" w:cs="Times New Roman"/>
+                <w:color w:val="CCCCCC"/>
+                <w:sz w:val="21"/>
+                <w:szCs w:val="21"/>
+                <w:lang w:eastAsia="en-ID"/>
+              </w:rPr>
+              <w:t>;</w:t>
+            </w:r>
+          </w:p>
+          <w:p>
+            <w:pPr>
+              <w:shd w:val="clear" w:color="auto" w:fill="1F1F1F"/>
+              <w:spacing w:line="285" w:lineRule="atLeast"/>
+              <w:rPr>
+                <w:rFonts w:ascii="Consolas" w:eastAsia="Times New Roman" w:hAnsi="Consolas" w:cs="Times New Roman"/>
+                <w:color w:val="CCCCCC"/>
+                <w:sz w:val="21"/>
+                <w:szCs w:val="21"/>
+                <w:lang w:eastAsia="en-ID"/>
+              </w:rPr>
+            </w:pPr>
+            <w:r>
+              <w:rPr>
+                <w:rFonts w:ascii="Consolas" w:eastAsia="Times New Roman" w:hAnsi="Consolas" w:cs="Times New Roman"/>
+                <w:color w:val="CCCCCC"/>
+                <w:sz w:val="21"/>
+                <w:szCs w:val="21"/>
+                <w:lang w:eastAsia="en-ID"/>
+              </w:rPr>
+              <w:t xml:space="preserve">      </w:t>
+            </w:r>
+            <w:r>
+              <w:rPr>
+                <w:rFonts w:ascii="Consolas" w:eastAsia="Times New Roman" w:hAnsi="Consolas" w:cs="Times New Roman"/>
+                <w:color w:val="9CDCFE"/>
+                <w:sz w:val="21"/>
+                <w:szCs w:val="21"/>
+                <w:lang w:eastAsia="en-ID"/>
+              </w:rPr>
+              <w:t>font-size</w:t>
+            </w:r>
+            <w:r>
+              <w:rPr>
+                <w:rFonts w:ascii="Consolas" w:eastAsia="Times New Roman" w:hAnsi="Consolas" w:cs="Times New Roman"/>
+                <w:color w:val="CCCCCC"/>
+                <w:sz w:val="21"/>
+                <w:szCs w:val="21"/>
+                <w:lang w:eastAsia="en-ID"/>
+              </w:rPr>
+              <w:t xml:space="preserve">: </w:t>
+            </w:r>
+            <w:r>
+              <w:rPr>
+                <w:rFonts w:ascii="Consolas" w:eastAsia="Times New Roman" w:hAnsi="Consolas" w:cs="Times New Roman"/>
+                <w:color w:val="B5CEA8"/>
+                <w:sz w:val="21"/>
+                <w:szCs w:val="21"/>
+                <w:lang w:eastAsia="en-ID"/>
+              </w:rPr>
+              <w:t>0.95rem</w:t>
+            </w:r>
+            <w:r>
+              <w:rPr>
+                <w:rFonts w:ascii="Consolas" w:eastAsia="Times New Roman" w:hAnsi="Consolas" w:cs="Times New Roman"/>
+                <w:color w:val="CCCCCC"/>
+                <w:sz w:val="21"/>
+                <w:szCs w:val="21"/>
+                <w:lang w:eastAsia="en-ID"/>
+              </w:rPr>
+              <w:t>;</w:t>
+            </w:r>
+          </w:p>
+          <w:p>
+            <w:pPr>
+              <w:shd w:val="clear" w:color="auto" w:fill="1F1F1F"/>
+              <w:spacing w:line="285" w:lineRule="atLeast"/>
+              <w:rPr>
+                <w:rFonts w:ascii="Consolas" w:eastAsia="Times New Roman" w:hAnsi="Consolas" w:cs="Times New Roman"/>
+                <w:color w:val="CCCCCC"/>
+                <w:sz w:val="21"/>
+                <w:szCs w:val="21"/>
+                <w:lang w:eastAsia="en-ID"/>
+              </w:rPr>
+            </w:pPr>
+            <w:r>
+              <w:rPr>
+                <w:rFonts w:ascii="Consolas" w:eastAsia="Times New Roman" w:hAnsi="Consolas" w:cs="Times New Roman"/>
+                <w:color w:val="CCCCCC"/>
+                <w:sz w:val="21"/>
+                <w:szCs w:val="21"/>
+                <w:lang w:eastAsia="en-ID"/>
+              </w:rPr>
+              <w:t>    }</w:t>
+            </w:r>
+          </w:p>
+          <w:p>
+            <w:pPr>
+              <w:shd w:val="clear" w:color="auto" w:fill="1F1F1F"/>
+              <w:spacing w:line="285" w:lineRule="atLeast"/>
+              <w:rPr>
+                <w:rFonts w:ascii="Consolas" w:eastAsia="Times New Roman" w:hAnsi="Consolas" w:cs="Times New Roman"/>
+                <w:color w:val="CCCCCC"/>
+                <w:sz w:val="21"/>
+                <w:szCs w:val="21"/>
+                <w:lang w:eastAsia="en-ID"/>
+              </w:rPr>
+            </w:pPr>
+            <w:r>
+              <w:rPr>
+                <w:rFonts w:ascii="Consolas" w:eastAsia="Times New Roman" w:hAnsi="Consolas" w:cs="Times New Roman"/>
+                <w:color w:val="CCCCCC"/>
+                <w:sz w:val="21"/>
+                <w:szCs w:val="21"/>
+                <w:lang w:eastAsia="en-ID"/>
+              </w:rPr>
+              <w:t xml:space="preserve">  </w:t>
+            </w:r>
+          </w:p>
+          <w:p>
+            <w:pPr>
+              <w:shd w:val="clear" w:color="auto" w:fill="1F1F1F"/>
+              <w:spacing w:line="285" w:lineRule="atLeast"/>
+              <w:rPr>
+                <w:rFonts w:ascii="Consolas" w:eastAsia="Times New Roman" w:hAnsi="Consolas" w:cs="Times New Roman"/>
+                <w:color w:val="CCCCCC"/>
+                <w:sz w:val="21"/>
+                <w:szCs w:val="21"/>
+                <w:lang w:eastAsia="en-ID"/>
+              </w:rPr>
+            </w:pPr>
+            <w:r>
+              <w:rPr>
+                <w:rFonts w:ascii="Consolas" w:eastAsia="Times New Roman" w:hAnsi="Consolas" w:cs="Times New Roman"/>
+                <w:color w:val="CCCCCC"/>
+                <w:sz w:val="21"/>
+                <w:szCs w:val="21"/>
+                <w:lang w:eastAsia="en-ID"/>
+              </w:rPr>
+              <w:t xml:space="preserve">    </w:t>
+            </w:r>
+            <w:r>
+              <w:rPr>
+                <w:rFonts w:ascii="Consolas" w:eastAsia="Times New Roman" w:hAnsi="Consolas" w:cs="Times New Roman"/>
+                <w:color w:val="D7BA7D"/>
+                <w:sz w:val="21"/>
+                <w:szCs w:val="21"/>
+                <w:lang w:eastAsia="en-ID"/>
+              </w:rPr>
+              <w:t>a</w:t>
+            </w:r>
+            <w:r>
+              <w:rPr>
+                <w:rFonts w:ascii="Consolas" w:eastAsia="Times New Roman" w:hAnsi="Consolas" w:cs="Times New Roman"/>
+                <w:color w:val="CCCCCC"/>
+                <w:sz w:val="21"/>
+                <w:szCs w:val="21"/>
+                <w:lang w:eastAsia="en-ID"/>
+              </w:rPr>
+              <w:t xml:space="preserve"> {</w:t>
+            </w:r>
+          </w:p>
+          <w:p>
+            <w:pPr>
+              <w:shd w:val="clear" w:color="auto" w:fill="1F1F1F"/>
+              <w:spacing w:line="285" w:lineRule="atLeast"/>
+              <w:rPr>
+                <w:rFonts w:ascii="Consolas" w:eastAsia="Times New Roman" w:hAnsi="Consolas" w:cs="Times New Roman"/>
+                <w:color w:val="CCCCCC"/>
+                <w:sz w:val="21"/>
+                <w:szCs w:val="21"/>
+                <w:lang w:eastAsia="en-ID"/>
+              </w:rPr>
+            </w:pPr>
+            <w:r>
+              <w:rPr>
+                <w:rFonts w:ascii="Consolas" w:eastAsia="Times New Roman" w:hAnsi="Consolas" w:cs="Times New Roman"/>
+                <w:color w:val="CCCCCC"/>
+                <w:sz w:val="21"/>
+                <w:szCs w:val="21"/>
+                <w:lang w:eastAsia="en-ID"/>
+              </w:rPr>
+              <w:t xml:space="preserve">      </w:t>
+            </w:r>
+            <w:r>
+              <w:rPr>
+                <w:rFonts w:ascii="Consolas" w:eastAsia="Times New Roman" w:hAnsi="Consolas" w:cs="Times New Roman"/>
+                <w:color w:val="9CDCFE"/>
+                <w:sz w:val="21"/>
+                <w:szCs w:val="21"/>
+                <w:lang w:eastAsia="en-ID"/>
+              </w:rPr>
+              <w:t>padding</w:t>
+            </w:r>
+            <w:r>
+              <w:rPr>
+                <w:rFonts w:ascii="Consolas" w:eastAsia="Times New Roman" w:hAnsi="Consolas" w:cs="Times New Roman"/>
+                <w:color w:val="CCCCCC"/>
+                <w:sz w:val="21"/>
+                <w:szCs w:val="21"/>
+                <w:lang w:eastAsia="en-ID"/>
+              </w:rPr>
+              <w:t xml:space="preserve">: </w:t>
+            </w:r>
+            <w:r>
+              <w:rPr>
+                <w:rFonts w:ascii="Consolas" w:eastAsia="Times New Roman" w:hAnsi="Consolas" w:cs="Times New Roman"/>
+                <w:color w:val="B5CEA8"/>
+                <w:sz w:val="21"/>
+                <w:szCs w:val="21"/>
+                <w:lang w:eastAsia="en-ID"/>
+              </w:rPr>
+              <w:t>8px</w:t>
+            </w:r>
+            <w:r>
+              <w:rPr>
+                <w:rFonts w:ascii="Consolas" w:eastAsia="Times New Roman" w:hAnsi="Consolas" w:cs="Times New Roman"/>
+                <w:color w:val="CCCCCC"/>
+                <w:sz w:val="21"/>
+                <w:szCs w:val="21"/>
+                <w:lang w:eastAsia="en-ID"/>
+              </w:rPr>
+              <w:t xml:space="preserve"> </w:t>
+            </w:r>
+            <w:r>
+              <w:rPr>
+                <w:rFonts w:ascii="Consolas" w:eastAsia="Times New Roman" w:hAnsi="Consolas" w:cs="Times New Roman"/>
+                <w:color w:val="B5CEA8"/>
+                <w:sz w:val="21"/>
+                <w:szCs w:val="21"/>
+                <w:lang w:eastAsia="en-ID"/>
+              </w:rPr>
+              <w:t>18px</w:t>
+            </w:r>
+            <w:r>
+              <w:rPr>
+                <w:rFonts w:ascii="Consolas" w:eastAsia="Times New Roman" w:hAnsi="Consolas" w:cs="Times New Roman"/>
+                <w:color w:val="CCCCCC"/>
+                <w:sz w:val="21"/>
+                <w:szCs w:val="21"/>
+                <w:lang w:eastAsia="en-ID"/>
+              </w:rPr>
+              <w:t>;</w:t>
+            </w:r>
+          </w:p>
+          <w:p>
+            <w:pPr>
+              <w:shd w:val="clear" w:color="auto" w:fill="1F1F1F"/>
+              <w:spacing w:line="285" w:lineRule="atLeast"/>
+              <w:rPr>
+                <w:rFonts w:ascii="Consolas" w:eastAsia="Times New Roman" w:hAnsi="Consolas" w:cs="Times New Roman"/>
+                <w:color w:val="CCCCCC"/>
+                <w:sz w:val="21"/>
+                <w:szCs w:val="21"/>
+                <w:lang w:eastAsia="en-ID"/>
+              </w:rPr>
+            </w:pPr>
+            <w:r>
+              <w:rPr>
+                <w:rFonts w:ascii="Consolas" w:eastAsia="Times New Roman" w:hAnsi="Consolas" w:cs="Times New Roman"/>
+                <w:color w:val="CCCCCC"/>
+                <w:sz w:val="21"/>
+                <w:szCs w:val="21"/>
+                <w:lang w:eastAsia="en-ID"/>
+              </w:rPr>
+              <w:t xml:space="preserve">      </w:t>
+            </w:r>
+            <w:r>
+              <w:rPr>
+                <w:rFonts w:ascii="Consolas" w:eastAsia="Times New Roman" w:hAnsi="Consolas" w:cs="Times New Roman"/>
+                <w:color w:val="9CDCFE"/>
+                <w:sz w:val="21"/>
+                <w:szCs w:val="21"/>
+                <w:lang w:eastAsia="en-ID"/>
+              </w:rPr>
+              <w:t>font-size</w:t>
+            </w:r>
+            <w:r>
+              <w:rPr>
+                <w:rFonts w:ascii="Consolas" w:eastAsia="Times New Roman" w:hAnsi="Consolas" w:cs="Times New Roman"/>
+                <w:color w:val="CCCCCC"/>
+                <w:sz w:val="21"/>
+                <w:szCs w:val="21"/>
+                <w:lang w:eastAsia="en-ID"/>
+              </w:rPr>
+              <w:t xml:space="preserve">: </w:t>
+            </w:r>
+            <w:r>
+              <w:rPr>
+                <w:rFonts w:ascii="Consolas" w:eastAsia="Times New Roman" w:hAnsi="Consolas" w:cs="Times New Roman"/>
+                <w:color w:val="B5CEA8"/>
+                <w:sz w:val="21"/>
+                <w:szCs w:val="21"/>
+                <w:lang w:eastAsia="en-ID"/>
+              </w:rPr>
+              <w:t>0.9rem</w:t>
+            </w:r>
+            <w:r>
+              <w:rPr>
+                <w:rFonts w:ascii="Consolas" w:eastAsia="Times New Roman" w:hAnsi="Consolas" w:cs="Times New Roman"/>
+                <w:color w:val="CCCCCC"/>
+                <w:sz w:val="21"/>
+                <w:szCs w:val="21"/>
+                <w:lang w:eastAsia="en-ID"/>
+              </w:rPr>
+              <w:t>;</w:t>
+            </w:r>
+          </w:p>
+          <w:p>
+            <w:pPr>
+              <w:shd w:val="clear" w:color="auto" w:fill="1F1F1F"/>
+              <w:spacing w:line="285" w:lineRule="atLeast"/>
+              <w:rPr>
+                <w:rFonts w:ascii="Consolas" w:eastAsia="Times New Roman" w:hAnsi="Consolas" w:cs="Times New Roman"/>
+                <w:color w:val="CCCCCC"/>
+                <w:sz w:val="21"/>
+                <w:szCs w:val="21"/>
+                <w:lang w:eastAsia="en-ID"/>
+              </w:rPr>
+            </w:pPr>
+            <w:r>
+              <w:rPr>
+                <w:rFonts w:ascii="Consolas" w:eastAsia="Times New Roman" w:hAnsi="Consolas" w:cs="Times New Roman"/>
+                <w:color w:val="CCCCCC"/>
+                <w:sz w:val="21"/>
+                <w:szCs w:val="21"/>
+                <w:lang w:eastAsia="en-ID"/>
+              </w:rPr>
+              <w:t>    }</w:t>
+            </w:r>
+          </w:p>
+          <w:p>
+            <w:pPr>
+              <w:shd w:val="clear" w:color="auto" w:fill="1F1F1F"/>
+              <w:spacing w:line="285" w:lineRule="atLeast"/>
+              <w:rPr>
+                <w:rFonts w:ascii="Consolas" w:eastAsia="Times New Roman" w:hAnsi="Consolas" w:cs="Times New Roman"/>
+                <w:color w:val="CCCCCC"/>
+                <w:sz w:val="21"/>
+                <w:szCs w:val="21"/>
+                <w:lang w:eastAsia="en-ID"/>
+              </w:rPr>
+            </w:pPr>
+            <w:r>
+              <w:rPr>
+                <w:rFonts w:ascii="Consolas" w:eastAsia="Times New Roman" w:hAnsi="Consolas" w:cs="Times New Roman"/>
+                <w:color w:val="CCCCCC"/>
+                <w:sz w:val="21"/>
+                <w:szCs w:val="21"/>
+                <w:lang w:eastAsia="en-ID"/>
+              </w:rPr>
               <w:lastRenderedPageBreak/>
-              <w:t xml:space="preserve">  </w:t>
-            </w:r>
-          </w:p>
-          <w:p>
-            <w:pPr>
-              <w:shd w:val="clear" w:color="auto" w:fill="1F1F1F"/>
-              <w:spacing w:line="285" w:lineRule="atLeast"/>
-              <w:rPr>
-                <w:rFonts w:ascii="Consolas" w:eastAsia="Times New Roman" w:hAnsi="Consolas" w:cs="Times New Roman"/>
-                <w:color w:val="CCCCCC"/>
-                <w:sz w:val="21"/>
-                <w:szCs w:val="21"/>
-                <w:lang w:eastAsia="en-ID"/>
-              </w:rPr>
-            </w:pPr>
-            <w:r>
-              <w:rPr>
-                <w:rFonts w:ascii="Consolas" w:eastAsia="Times New Roman" w:hAnsi="Consolas" w:cs="Times New Roman"/>
-                <w:color w:val="CCCCCC"/>
-                <w:sz w:val="21"/>
-                <w:szCs w:val="21"/>
-                <w:lang w:eastAsia="en-ID"/>
-              </w:rPr>
-              <w:t xml:space="preserve">    </w:t>
-            </w:r>
-            <w:r>
-              <w:rPr>
-                <w:rFonts w:ascii="Consolas" w:eastAsia="Times New Roman" w:hAnsi="Consolas" w:cs="Times New Roman"/>
-                <w:color w:val="D7BA7D"/>
-                <w:sz w:val="21"/>
-                <w:szCs w:val="21"/>
-                <w:lang w:eastAsia="en-ID"/>
-              </w:rPr>
-              <w:t>p</w:t>
-            </w:r>
-            <w:r>
-              <w:rPr>
-                <w:rFonts w:ascii="Consolas" w:eastAsia="Times New Roman" w:hAnsi="Consolas" w:cs="Times New Roman"/>
-                <w:color w:val="CCCCCC"/>
-                <w:sz w:val="21"/>
-                <w:szCs w:val="21"/>
-                <w:lang w:eastAsia="en-ID"/>
-              </w:rPr>
-              <w:t xml:space="preserve"> {</w:t>
-            </w:r>
-          </w:p>
-          <w:p>
-            <w:pPr>
-              <w:shd w:val="clear" w:color="auto" w:fill="1F1F1F"/>
-              <w:spacing w:line="285" w:lineRule="atLeast"/>
-              <w:rPr>
-                <w:rFonts w:ascii="Consolas" w:eastAsia="Times New Roman" w:hAnsi="Consolas" w:cs="Times New Roman"/>
-                <w:color w:val="CCCCCC"/>
-                <w:sz w:val="21"/>
-                <w:szCs w:val="21"/>
-                <w:lang w:eastAsia="en-ID"/>
-              </w:rPr>
-            </w:pPr>
-            <w:r>
-              <w:rPr>
-                <w:rFonts w:ascii="Consolas" w:eastAsia="Times New Roman" w:hAnsi="Consolas" w:cs="Times New Roman"/>
-                <w:color w:val="CCCCCC"/>
-                <w:sz w:val="21"/>
-                <w:szCs w:val="21"/>
-                <w:lang w:eastAsia="en-ID"/>
-              </w:rPr>
-              <w:t xml:space="preserve">      </w:t>
-            </w:r>
-            <w:r>
-              <w:rPr>
-                <w:rFonts w:ascii="Consolas" w:eastAsia="Times New Roman" w:hAnsi="Consolas" w:cs="Times New Roman"/>
-                <w:color w:val="9CDCFE"/>
-                <w:sz w:val="21"/>
-                <w:szCs w:val="21"/>
-                <w:lang w:eastAsia="en-ID"/>
-              </w:rPr>
-              <w:t>padding</w:t>
-            </w:r>
-            <w:r>
-              <w:rPr>
-                <w:rFonts w:ascii="Consolas" w:eastAsia="Times New Roman" w:hAnsi="Consolas" w:cs="Times New Roman"/>
-                <w:color w:val="CCCCCC"/>
-                <w:sz w:val="21"/>
-                <w:szCs w:val="21"/>
-                <w:lang w:eastAsia="en-ID"/>
-              </w:rPr>
-              <w:t xml:space="preserve">: </w:t>
-            </w:r>
-            <w:r>
-              <w:rPr>
-                <w:rFonts w:ascii="Consolas" w:eastAsia="Times New Roman" w:hAnsi="Consolas" w:cs="Times New Roman"/>
-                <w:color w:val="B5CEA8"/>
-                <w:sz w:val="21"/>
-                <w:szCs w:val="21"/>
-                <w:lang w:eastAsia="en-ID"/>
-              </w:rPr>
-              <w:t>12px</w:t>
-            </w:r>
-            <w:r>
-              <w:rPr>
-                <w:rFonts w:ascii="Consolas" w:eastAsia="Times New Roman" w:hAnsi="Consolas" w:cs="Times New Roman"/>
-                <w:color w:val="CCCCCC"/>
-                <w:sz w:val="21"/>
-                <w:szCs w:val="21"/>
-                <w:lang w:eastAsia="en-ID"/>
-              </w:rPr>
-              <w:t xml:space="preserve"> </w:t>
-            </w:r>
-            <w:r>
-              <w:rPr>
-                <w:rFonts w:ascii="Consolas" w:eastAsia="Times New Roman" w:hAnsi="Consolas" w:cs="Times New Roman"/>
-                <w:color w:val="B5CEA8"/>
-                <w:sz w:val="21"/>
-                <w:szCs w:val="21"/>
-                <w:lang w:eastAsia="en-ID"/>
-              </w:rPr>
-              <w:t>16px</w:t>
-            </w:r>
-            <w:r>
-              <w:rPr>
-                <w:rFonts w:ascii="Consolas" w:eastAsia="Times New Roman" w:hAnsi="Consolas" w:cs="Times New Roman"/>
-                <w:color w:val="CCCCCC"/>
-                <w:sz w:val="21"/>
-                <w:szCs w:val="21"/>
-                <w:lang w:eastAsia="en-ID"/>
-              </w:rPr>
-              <w:t>;</w:t>
-            </w:r>
-          </w:p>
-          <w:p>
-            <w:pPr>
-              <w:shd w:val="clear" w:color="auto" w:fill="1F1F1F"/>
-              <w:spacing w:line="285" w:lineRule="atLeast"/>
-              <w:rPr>
-                <w:rFonts w:ascii="Consolas" w:eastAsia="Times New Roman" w:hAnsi="Consolas" w:cs="Times New Roman"/>
-                <w:color w:val="CCCCCC"/>
-                <w:sz w:val="21"/>
-                <w:szCs w:val="21"/>
-                <w:lang w:eastAsia="en-ID"/>
-              </w:rPr>
-            </w:pPr>
-            <w:r>
-              <w:rPr>
-                <w:rFonts w:ascii="Consolas" w:eastAsia="Times New Roman" w:hAnsi="Consolas" w:cs="Times New Roman"/>
-                <w:color w:val="CCCCCC"/>
-                <w:sz w:val="21"/>
-                <w:szCs w:val="21"/>
-                <w:lang w:eastAsia="en-ID"/>
-              </w:rPr>
-              <w:t xml:space="preserve">      </w:t>
-            </w:r>
-            <w:r>
-              <w:rPr>
-                <w:rFonts w:ascii="Consolas" w:eastAsia="Times New Roman" w:hAnsi="Consolas" w:cs="Times New Roman"/>
-                <w:color w:val="9CDCFE"/>
-                <w:sz w:val="21"/>
-                <w:szCs w:val="21"/>
-                <w:lang w:eastAsia="en-ID"/>
-              </w:rPr>
-              <w:t>font-size</w:t>
-            </w:r>
-            <w:r>
-              <w:rPr>
-                <w:rFonts w:ascii="Consolas" w:eastAsia="Times New Roman" w:hAnsi="Consolas" w:cs="Times New Roman"/>
-                <w:color w:val="CCCCCC"/>
-                <w:sz w:val="21"/>
-                <w:szCs w:val="21"/>
-                <w:lang w:eastAsia="en-ID"/>
-              </w:rPr>
-              <w:t xml:space="preserve">: </w:t>
-            </w:r>
-            <w:r>
-              <w:rPr>
-                <w:rFonts w:ascii="Consolas" w:eastAsia="Times New Roman" w:hAnsi="Consolas" w:cs="Times New Roman"/>
-                <w:color w:val="B5CEA8"/>
-                <w:sz w:val="21"/>
-                <w:szCs w:val="21"/>
-                <w:lang w:eastAsia="en-ID"/>
-              </w:rPr>
-              <w:t>0.95rem</w:t>
-            </w:r>
-            <w:r>
-              <w:rPr>
-                <w:rFonts w:ascii="Consolas" w:eastAsia="Times New Roman" w:hAnsi="Consolas" w:cs="Times New Roman"/>
-                <w:color w:val="CCCCCC"/>
-                <w:sz w:val="21"/>
-                <w:szCs w:val="21"/>
-                <w:lang w:eastAsia="en-ID"/>
-              </w:rPr>
-              <w:t>;</w:t>
-            </w:r>
-          </w:p>
-          <w:p>
-            <w:pPr>
-              <w:shd w:val="clear" w:color="auto" w:fill="1F1F1F"/>
-              <w:spacing w:line="285" w:lineRule="atLeast"/>
-              <w:rPr>
-                <w:rFonts w:ascii="Consolas" w:eastAsia="Times New Roman" w:hAnsi="Consolas" w:cs="Times New Roman"/>
-                <w:color w:val="CCCCCC"/>
-                <w:sz w:val="21"/>
-                <w:szCs w:val="21"/>
-                <w:lang w:eastAsia="en-ID"/>
-              </w:rPr>
-            </w:pPr>
-            <w:r>
-              <w:rPr>
-                <w:rFonts w:ascii="Consolas" w:eastAsia="Times New Roman" w:hAnsi="Consolas" w:cs="Times New Roman"/>
-                <w:color w:val="CCCCCC"/>
-                <w:sz w:val="21"/>
-                <w:szCs w:val="21"/>
-                <w:lang w:eastAsia="en-ID"/>
-              </w:rPr>
-              <w:t>    }</w:t>
-            </w:r>
-          </w:p>
-          <w:p>
-            <w:pPr>
-              <w:shd w:val="clear" w:color="auto" w:fill="1F1F1F"/>
-              <w:spacing w:line="285" w:lineRule="atLeast"/>
-              <w:rPr>
-                <w:rFonts w:ascii="Consolas" w:eastAsia="Times New Roman" w:hAnsi="Consolas" w:cs="Times New Roman"/>
-                <w:color w:val="CCCCCC"/>
-                <w:sz w:val="21"/>
-                <w:szCs w:val="21"/>
-                <w:lang w:eastAsia="en-ID"/>
-              </w:rPr>
-            </w:pPr>
-            <w:r>
-              <w:rPr>
-                <w:rFonts w:ascii="Consolas" w:eastAsia="Times New Roman" w:hAnsi="Consolas" w:cs="Times New Roman"/>
-                <w:color w:val="CCCCCC"/>
-                <w:sz w:val="21"/>
-                <w:szCs w:val="21"/>
-                <w:lang w:eastAsia="en-ID"/>
-              </w:rPr>
-              <w:t xml:space="preserve">  </w:t>
-            </w:r>
-          </w:p>
-          <w:p>
-            <w:pPr>
-              <w:shd w:val="clear" w:color="auto" w:fill="1F1F1F"/>
-              <w:spacing w:line="285" w:lineRule="atLeast"/>
-              <w:rPr>
-                <w:rFonts w:ascii="Consolas" w:eastAsia="Times New Roman" w:hAnsi="Consolas" w:cs="Times New Roman"/>
-                <w:color w:val="CCCCCC"/>
-                <w:sz w:val="21"/>
-                <w:szCs w:val="21"/>
-                <w:lang w:eastAsia="en-ID"/>
-              </w:rPr>
-            </w:pPr>
-            <w:r>
-              <w:rPr>
-                <w:rFonts w:ascii="Consolas" w:eastAsia="Times New Roman" w:hAnsi="Consolas" w:cs="Times New Roman"/>
-                <w:color w:val="CCCCCC"/>
-                <w:sz w:val="21"/>
-                <w:szCs w:val="21"/>
-                <w:lang w:eastAsia="en-ID"/>
-              </w:rPr>
-              <w:t xml:space="preserve">    </w:t>
-            </w:r>
-            <w:r>
-              <w:rPr>
-                <w:rFonts w:ascii="Consolas" w:eastAsia="Times New Roman" w:hAnsi="Consolas" w:cs="Times New Roman"/>
-                <w:color w:val="D7BA7D"/>
-                <w:sz w:val="21"/>
-                <w:szCs w:val="21"/>
-                <w:lang w:eastAsia="en-ID"/>
-              </w:rPr>
-              <w:t>a</w:t>
-            </w:r>
-            <w:r>
-              <w:rPr>
-                <w:rFonts w:ascii="Consolas" w:eastAsia="Times New Roman" w:hAnsi="Consolas" w:cs="Times New Roman"/>
-                <w:color w:val="CCCCCC"/>
-                <w:sz w:val="21"/>
-                <w:szCs w:val="21"/>
-                <w:lang w:eastAsia="en-ID"/>
-              </w:rPr>
-              <w:t xml:space="preserve"> {</w:t>
-            </w:r>
-          </w:p>
-          <w:p>
-            <w:pPr>
-              <w:shd w:val="clear" w:color="auto" w:fill="1F1F1F"/>
-              <w:spacing w:line="285" w:lineRule="atLeast"/>
-              <w:rPr>
-                <w:rFonts w:ascii="Consolas" w:eastAsia="Times New Roman" w:hAnsi="Consolas" w:cs="Times New Roman"/>
-                <w:color w:val="CCCCCC"/>
-                <w:sz w:val="21"/>
-                <w:szCs w:val="21"/>
-                <w:lang w:eastAsia="en-ID"/>
-              </w:rPr>
-            </w:pPr>
-            <w:r>
-              <w:rPr>
-                <w:rFonts w:ascii="Consolas" w:eastAsia="Times New Roman" w:hAnsi="Consolas" w:cs="Times New Roman"/>
-                <w:color w:val="CCCCCC"/>
-                <w:sz w:val="21"/>
-                <w:szCs w:val="21"/>
-                <w:lang w:eastAsia="en-ID"/>
-              </w:rPr>
-              <w:t xml:space="preserve">      </w:t>
-            </w:r>
-            <w:r>
-              <w:rPr>
-                <w:rFonts w:ascii="Consolas" w:eastAsia="Times New Roman" w:hAnsi="Consolas" w:cs="Times New Roman"/>
-                <w:color w:val="9CDCFE"/>
-                <w:sz w:val="21"/>
-                <w:szCs w:val="21"/>
-                <w:lang w:eastAsia="en-ID"/>
-              </w:rPr>
-              <w:t>padding</w:t>
-            </w:r>
-            <w:r>
-              <w:rPr>
-                <w:rFonts w:ascii="Consolas" w:eastAsia="Times New Roman" w:hAnsi="Consolas" w:cs="Times New Roman"/>
-                <w:color w:val="CCCCCC"/>
-                <w:sz w:val="21"/>
-                <w:szCs w:val="21"/>
-                <w:lang w:eastAsia="en-ID"/>
-              </w:rPr>
-              <w:t xml:space="preserve">: </w:t>
-            </w:r>
-            <w:r>
-              <w:rPr>
-                <w:rFonts w:ascii="Consolas" w:eastAsia="Times New Roman" w:hAnsi="Consolas" w:cs="Times New Roman"/>
-                <w:color w:val="B5CEA8"/>
-                <w:sz w:val="21"/>
-                <w:szCs w:val="21"/>
-                <w:lang w:eastAsia="en-ID"/>
-              </w:rPr>
-              <w:t>8px</w:t>
-            </w:r>
-            <w:r>
-              <w:rPr>
-                <w:rFonts w:ascii="Consolas" w:eastAsia="Times New Roman" w:hAnsi="Consolas" w:cs="Times New Roman"/>
-                <w:color w:val="CCCCCC"/>
-                <w:sz w:val="21"/>
-                <w:szCs w:val="21"/>
-                <w:lang w:eastAsia="en-ID"/>
-              </w:rPr>
-              <w:t xml:space="preserve"> </w:t>
-            </w:r>
-            <w:r>
-              <w:rPr>
-                <w:rFonts w:ascii="Consolas" w:eastAsia="Times New Roman" w:hAnsi="Consolas" w:cs="Times New Roman"/>
-                <w:color w:val="B5CEA8"/>
-                <w:sz w:val="21"/>
-                <w:szCs w:val="21"/>
-                <w:lang w:eastAsia="en-ID"/>
-              </w:rPr>
-              <w:t>18px</w:t>
-            </w:r>
-            <w:r>
-              <w:rPr>
-                <w:rFonts w:ascii="Consolas" w:eastAsia="Times New Roman" w:hAnsi="Consolas" w:cs="Times New Roman"/>
-                <w:color w:val="CCCCCC"/>
-                <w:sz w:val="21"/>
-                <w:szCs w:val="21"/>
-                <w:lang w:eastAsia="en-ID"/>
-              </w:rPr>
-              <w:t>;</w:t>
-            </w:r>
-          </w:p>
-          <w:p>
-            <w:pPr>
-              <w:shd w:val="clear" w:color="auto" w:fill="1F1F1F"/>
-              <w:spacing w:line="285" w:lineRule="atLeast"/>
-              <w:rPr>
-                <w:rFonts w:ascii="Consolas" w:eastAsia="Times New Roman" w:hAnsi="Consolas" w:cs="Times New Roman"/>
-                <w:color w:val="CCCCCC"/>
-                <w:sz w:val="21"/>
-                <w:szCs w:val="21"/>
-                <w:lang w:eastAsia="en-ID"/>
-              </w:rPr>
-            </w:pPr>
-            <w:r>
-              <w:rPr>
-                <w:rFonts w:ascii="Consolas" w:eastAsia="Times New Roman" w:hAnsi="Consolas" w:cs="Times New Roman"/>
-                <w:color w:val="CCCCCC"/>
-                <w:sz w:val="21"/>
-                <w:szCs w:val="21"/>
-                <w:lang w:eastAsia="en-ID"/>
-              </w:rPr>
-              <w:t xml:space="preserve">      </w:t>
-            </w:r>
-            <w:r>
-              <w:rPr>
-                <w:rFonts w:ascii="Consolas" w:eastAsia="Times New Roman" w:hAnsi="Consolas" w:cs="Times New Roman"/>
-                <w:color w:val="9CDCFE"/>
-                <w:sz w:val="21"/>
-                <w:szCs w:val="21"/>
-                <w:lang w:eastAsia="en-ID"/>
-              </w:rPr>
-              <w:t>font-size</w:t>
-            </w:r>
-            <w:r>
-              <w:rPr>
-                <w:rFonts w:ascii="Consolas" w:eastAsia="Times New Roman" w:hAnsi="Consolas" w:cs="Times New Roman"/>
-                <w:color w:val="CCCCCC"/>
-                <w:sz w:val="21"/>
-                <w:szCs w:val="21"/>
-                <w:lang w:eastAsia="en-ID"/>
-              </w:rPr>
-              <w:t xml:space="preserve">: </w:t>
-            </w:r>
-            <w:r>
-              <w:rPr>
-                <w:rFonts w:ascii="Consolas" w:eastAsia="Times New Roman" w:hAnsi="Consolas" w:cs="Times New Roman"/>
-                <w:color w:val="B5CEA8"/>
-                <w:sz w:val="21"/>
-                <w:szCs w:val="21"/>
-                <w:lang w:eastAsia="en-ID"/>
-              </w:rPr>
-              <w:t>0.9rem</w:t>
-            </w:r>
-            <w:r>
-              <w:rPr>
-                <w:rFonts w:ascii="Consolas" w:eastAsia="Times New Roman" w:hAnsi="Consolas" w:cs="Times New Roman"/>
-                <w:color w:val="CCCCCC"/>
-                <w:sz w:val="21"/>
-                <w:szCs w:val="21"/>
-                <w:lang w:eastAsia="en-ID"/>
-              </w:rPr>
-              <w:t>;</w:t>
-            </w:r>
-          </w:p>
-          <w:p>
-            <w:pPr>
-              <w:shd w:val="clear" w:color="auto" w:fill="1F1F1F"/>
-              <w:spacing w:line="285" w:lineRule="atLeast"/>
-              <w:rPr>
-                <w:rFonts w:ascii="Consolas" w:eastAsia="Times New Roman" w:hAnsi="Consolas" w:cs="Times New Roman"/>
-                <w:color w:val="CCCCCC"/>
-                <w:sz w:val="21"/>
-                <w:szCs w:val="21"/>
-                <w:lang w:eastAsia="en-ID"/>
-              </w:rPr>
-            </w:pPr>
-            <w:r>
-              <w:rPr>
-                <w:rFonts w:ascii="Consolas" w:eastAsia="Times New Roman" w:hAnsi="Consolas" w:cs="Times New Roman"/>
-                <w:color w:val="CCCCCC"/>
-                <w:sz w:val="21"/>
-                <w:szCs w:val="21"/>
-                <w:lang w:eastAsia="en-ID"/>
-              </w:rPr>
-              <w:t>    }</w:t>
-            </w:r>
-          </w:p>
-          <w:p>
-            <w:pPr>
-              <w:shd w:val="clear" w:color="auto" w:fill="1F1F1F"/>
-              <w:spacing w:line="285" w:lineRule="atLeast"/>
-              <w:rPr>
-                <w:rFonts w:ascii="Consolas" w:eastAsia="Times New Roman" w:hAnsi="Consolas" w:cs="Times New Roman"/>
-                <w:color w:val="CCCCCC"/>
-                <w:sz w:val="21"/>
-                <w:szCs w:val="21"/>
-                <w:lang w:eastAsia="en-ID"/>
-              </w:rPr>
-            </w:pPr>
-            <w:r>
-              <w:rPr>
-                <w:rFonts w:ascii="Consolas" w:eastAsia="Times New Roman" w:hAnsi="Consolas" w:cs="Times New Roman"/>
-                <w:color w:val="CCCCCC"/>
-                <w:sz w:val="21"/>
-                <w:szCs w:val="21"/>
-                <w:lang w:eastAsia="en-ID"/>
-              </w:rPr>
               <w:t xml:space="preserve">  </w:t>
             </w:r>
           </w:p>
@@ -15118,8 +15426,20 @@
                 <w:szCs w:val="21"/>
                 <w:lang w:eastAsia="en-ID"/>
               </w:rPr>
-              <w:t>@media</w:t>
-            </w:r>
+              <w:t>@</w:t>
+            </w:r>
+            <w:proofErr w:type="gramStart"/>
+            <w:r>
+              <w:rPr>
+                <w:rFonts w:ascii="Consolas" w:eastAsia="Times New Roman" w:hAnsi="Consolas" w:cs="Times New Roman"/>
+                <w:color w:val="C586C0"/>
+                <w:sz w:val="21"/>
+                <w:szCs w:val="21"/>
+                <w:lang w:eastAsia="en-ID"/>
+              </w:rPr>
+              <w:t>media</w:t>
+            </w:r>
+            <w:proofErr w:type="gramEnd"/>
             <w:r>
               <w:rPr>
                 <w:rFonts w:ascii="Consolas" w:eastAsia="Times New Roman" w:hAnsi="Consolas" w:cs="Times New Roman"/>
@@ -16116,6 +16436,29 @@
       </w:tblBorders>
     </w:tblPr>
   </w:style>
+  <w:style w:type="character" w:styleId="Hyperlink">
+    <w:name w:val="Hyperlink"/>
+    <w:basedOn w:val="DefaultParagraphFont"/>
+    <w:uiPriority w:val="99"/>
+    <w:unhideWhenUsed/>
+    <w:rsid w:val="00C034D3"/>
+    <w:rPr>
+      <w:color w:val="0563C1" w:themeColor="hyperlink"/>
+      <w:u w:val="single"/>
+    </w:rPr>
+  </w:style>
+  <w:style w:type="character" w:styleId="UnresolvedMention">
+    <w:name w:val="Unresolved Mention"/>
+    <w:basedOn w:val="DefaultParagraphFont"/>
+    <w:uiPriority w:val="99"/>
+    <w:semiHidden/>
+    <w:unhideWhenUsed/>
+    <w:rsid w:val="00C034D3"/>
+    <w:rPr>
+      <w:color w:val="605E5C"/>
+      <w:shd w:val="clear" w:color="auto" w:fill="E1DFDD"/>
+    </w:rPr>
+  </w:style>
 </w:styles>
 </file>
 
